--- a/AWS/26-8-10 boto3 and lambda/Creating instance automatically on aws console using python boto3 from a local machine.docx
+++ b/AWS/26-8-10 boto3 and lambda/Creating instance automatically on aws console using python boto3 from a local machine.docx
@@ -2,7 +2,6 @@
 <file path=word/document.xml><?xml version="1.0" encoding="utf-8"?>
 <w:document xmlns:ve="http://schemas.openxmlformats.org/markup-compatibility/2006" xmlns:o="urn:schemas-microsoft-com:office:office" xmlns:r="http://schemas.openxmlformats.org/officeDocument/2006/relationships" xmlns:m="http://schemas.openxmlformats.org/officeDocument/2006/math" xmlns:v="urn:schemas-microsoft-com:vml" xmlns:wp="http://schemas.openxmlformats.org/drawingml/2006/wordprocessingDrawing" xmlns:w10="urn:schemas-microsoft-com:office:word" xmlns:w="http://schemas.openxmlformats.org/wordprocessingml/2006/main" xmlns:wne="http://schemas.microsoft.com/office/word/2006/wordml">
   <w:body>
-    <w:p/>
     <w:p>
       <w:pPr>
         <w:rPr>
@@ -21,22 +20,47 @@
           <w:b/>
           <w:sz w:val="24"/>
         </w:rPr>
-        <w:t xml:space="preserve">Creating instance automatically on aws console </w:t>
-      </w:r>
+        <w:t xml:space="preserve">Creating instance automatically on </w:t>
+      </w:r>
+      <w:proofErr w:type="spellStart"/>
       <w:r>
         <w:rPr>
           <w:b/>
           <w:sz w:val="24"/>
         </w:rPr>
-        <w:t>using python boto</w:t>
-      </w:r>
+        <w:t>aws</w:t>
+      </w:r>
+      <w:proofErr w:type="spellEnd"/>
       <w:r>
         <w:rPr>
           <w:b/>
           <w:sz w:val="24"/>
         </w:rPr>
-        <w:t>3 from a local machine .</w:t>
-      </w:r>
+        <w:t xml:space="preserve"> console </w:t>
+      </w:r>
+      <w:r>
+        <w:rPr>
+          <w:b/>
+          <w:sz w:val="24"/>
+        </w:rPr>
+        <w:t>using python boto</w:t>
+      </w:r>
+      <w:r>
+        <w:rPr>
+          <w:b/>
+          <w:sz w:val="24"/>
+        </w:rPr>
+        <w:t xml:space="preserve">3 from a local </w:t>
+      </w:r>
+      <w:proofErr w:type="gramStart"/>
+      <w:r>
+        <w:rPr>
+          <w:b/>
+          <w:sz w:val="24"/>
+        </w:rPr>
+        <w:t>machine .</w:t>
+      </w:r>
+      <w:proofErr w:type="gramEnd"/>
     </w:p>
     <w:p/>
     <w:p>
@@ -55,7 +79,23 @@
     </w:p>
     <w:p>
       <w:r>
-        <w:t>Local machine +vscode/pycharm IDE</w:t>
+        <w:t>Local machine +</w:t>
+      </w:r>
+      <w:proofErr w:type="spellStart"/>
+      <w:r>
+        <w:t>vscode</w:t>
+      </w:r>
+      <w:proofErr w:type="spellEnd"/>
+      <w:r>
+        <w:t>/</w:t>
+      </w:r>
+      <w:proofErr w:type="spellStart"/>
+      <w:r>
+        <w:t>pycharm</w:t>
+      </w:r>
+      <w:proofErr w:type="spellEnd"/>
+      <w:r>
+        <w:t xml:space="preserve"> IDE</w:t>
       </w:r>
     </w:p>
     <w:p>
@@ -64,8 +104,26 @@
       </w:r>
     </w:p>
     <w:p>
-      <w:r>
-        <w:t>Aws secrete storage manager(ssm)</w:t>
+      <w:proofErr w:type="spellStart"/>
+      <w:r>
+        <w:t>Aws</w:t>
+      </w:r>
+      <w:proofErr w:type="spellEnd"/>
+      <w:r>
+        <w:t xml:space="preserve"> secrete storage </w:t>
+      </w:r>
+      <w:proofErr w:type="gramStart"/>
+      <w:r>
+        <w:t>manager(</w:t>
+      </w:r>
+      <w:proofErr w:type="spellStart"/>
+      <w:proofErr w:type="gramEnd"/>
+      <w:r>
+        <w:t>ssm</w:t>
+      </w:r>
+      <w:proofErr w:type="spellEnd"/>
+      <w:r>
+        <w:t>)</w:t>
       </w:r>
     </w:p>
     <w:p/>
@@ -80,7 +138,15 @@
         <w:t xml:space="preserve"> folder with</w:t>
       </w:r>
       <w:r>
-        <w:t xml:space="preserve"> vscode and install python +pip +boto3</w:t>
+        <w:t xml:space="preserve"> </w:t>
+      </w:r>
+      <w:proofErr w:type="spellStart"/>
+      <w:r>
+        <w:t>vscode</w:t>
+      </w:r>
+      <w:proofErr w:type="spellEnd"/>
+      <w:r>
+        <w:t xml:space="preserve"> and install python +pip +boto3</w:t>
       </w:r>
       <w:r>
         <w:t xml:space="preserve"> </w:t>
@@ -104,6 +170,8 @@
         </w:rPr>
         <w:t xml:space="preserve">In </w:t>
       </w:r>
+      <w:proofErr w:type="spellStart"/>
+      <w:proofErr w:type="gramStart"/>
       <w:r>
         <w:rPr>
           <w:rFonts w:cstheme="minorHAnsi"/>
@@ -111,8 +179,19 @@
           <w:szCs w:val="14"/>
           <w:shd w:val="clear" w:color="auto" w:fill="FFFFFF"/>
         </w:rPr>
-        <w:t>powershell :</w:t>
-      </w:r>
+        <w:t>powershell</w:t>
+      </w:r>
+      <w:proofErr w:type="spellEnd"/>
+      <w:r>
+        <w:rPr>
+          <w:rFonts w:cstheme="minorHAnsi"/>
+          <w:sz w:val="20"/>
+          <w:szCs w:val="14"/>
+          <w:shd w:val="clear" w:color="auto" w:fill="FFFFFF"/>
+        </w:rPr>
+        <w:t xml:space="preserve"> :</w:t>
+      </w:r>
+      <w:proofErr w:type="gramEnd"/>
     </w:p>
     <w:p>
       <w:pPr>
@@ -132,6 +211,7 @@
         </w:rPr>
         <w:t>&gt;</w:t>
       </w:r>
+      <w:proofErr w:type="spellStart"/>
       <w:r>
         <w:rPr>
           <w:rFonts w:cstheme="minorHAnsi"/>
@@ -140,7 +220,18 @@
           <w:szCs w:val="14"/>
           <w:shd w:val="clear" w:color="auto" w:fill="FFFFFF"/>
         </w:rPr>
-        <w:t>winget install --id Python.Python.3 -e</w:t>
+        <w:t>winget</w:t>
+      </w:r>
+      <w:proofErr w:type="spellEnd"/>
+      <w:r>
+        <w:rPr>
+          <w:rFonts w:cstheme="minorHAnsi"/>
+          <w:b/>
+          <w:sz w:val="20"/>
+          <w:szCs w:val="14"/>
+          <w:shd w:val="clear" w:color="auto" w:fill="FFFFFF"/>
+        </w:rPr>
+        <w:t xml:space="preserve"> install --id Python.Python.3 -e</w:t>
       </w:r>
     </w:p>
     <w:p>
@@ -240,87 +331,194 @@
     <w:p/>
     <w:p>
       <w:r>
+        <w:t>Create a</w:t>
+      </w:r>
+      <w:r>
+        <w:t xml:space="preserve"> </w:t>
+      </w:r>
+      <w:proofErr w:type="gramStart"/>
+      <w:r>
+        <w:t xml:space="preserve">file </w:t>
+      </w:r>
+      <w:r>
+        <w:t xml:space="preserve"> </w:t>
+      </w:r>
+      <w:r>
+        <w:rPr>
+          <w:b/>
+        </w:rPr>
+        <w:t>createInstance.py</w:t>
+      </w:r>
+      <w:proofErr w:type="gramEnd"/>
+      <w:r>
+        <w:t xml:space="preserve"> and include the code .</w:t>
+      </w:r>
+    </w:p>
+    <w:p>
+      <w:pPr>
+        <w:shd w:val="clear" w:color="auto" w:fill="121314"/>
+        <w:spacing w:after="0" w:line="168" w:lineRule="atLeast"/>
+        <w:rPr>
+          <w:rFonts w:ascii="Consolas" w:eastAsia="Times New Roman" w:hAnsi="Consolas" w:cs="Times New Roman"/>
+          <w:color w:val="BBBEBF"/>
+          <w:sz w:val="12"/>
+          <w:szCs w:val="12"/>
+        </w:rPr>
+      </w:pPr>
+      <w:proofErr w:type="gramStart"/>
+      <w:r>
+        <w:rPr>
+          <w:rFonts w:ascii="Consolas" w:eastAsia="Times New Roman" w:hAnsi="Consolas" w:cs="Times New Roman"/>
+          <w:color w:val="C586C0"/>
+          <w:sz w:val="12"/>
+          <w:szCs w:val="12"/>
+        </w:rPr>
         <w:lastRenderedPageBreak/>
-        <w:t>Create a</w:t>
-      </w:r>
-      <w:r>
-        <w:t xml:space="preserve"> file </w:t>
-      </w:r>
-      <w:r>
+        <w:t>import</w:t>
+      </w:r>
+      <w:proofErr w:type="gramEnd"/>
+      <w:r>
+        <w:rPr>
+          <w:rFonts w:ascii="Consolas" w:eastAsia="Times New Roman" w:hAnsi="Consolas" w:cs="Times New Roman"/>
+          <w:color w:val="BBBEBF"/>
+          <w:sz w:val="12"/>
+          <w:szCs w:val="12"/>
+        </w:rPr>
+        <w:t xml:space="preserve"> boto3</w:t>
+      </w:r>
+    </w:p>
+    <w:p>
+      <w:pPr>
+        <w:shd w:val="clear" w:color="auto" w:fill="121314"/>
+        <w:spacing w:after="0" w:line="168" w:lineRule="atLeast"/>
+        <w:rPr>
+          <w:rFonts w:ascii="Consolas" w:eastAsia="Times New Roman" w:hAnsi="Consolas" w:cs="Times New Roman"/>
+          <w:color w:val="BBBEBF"/>
+          <w:sz w:val="12"/>
+          <w:szCs w:val="12"/>
+        </w:rPr>
+      </w:pPr>
+    </w:p>
+    <w:p>
+      <w:pPr>
+        <w:shd w:val="clear" w:color="auto" w:fill="121314"/>
+        <w:spacing w:after="0" w:line="168" w:lineRule="atLeast"/>
+        <w:rPr>
+          <w:rFonts w:ascii="Consolas" w:eastAsia="Times New Roman" w:hAnsi="Consolas" w:cs="Times New Roman"/>
+          <w:color w:val="BBBEBF"/>
+          <w:sz w:val="12"/>
+          <w:szCs w:val="12"/>
+        </w:rPr>
+      </w:pPr>
+      <w:r>
+        <w:rPr>
+          <w:rFonts w:ascii="Consolas" w:eastAsia="Times New Roman" w:hAnsi="Consolas" w:cs="Times New Roman"/>
+          <w:color w:val="BBBEBF"/>
+          <w:sz w:val="12"/>
+          <w:szCs w:val="12"/>
+        </w:rPr>
+        <w:t xml:space="preserve">ec2 </w:t>
+      </w:r>
+      <w:r>
+        <w:rPr>
+          <w:rFonts w:ascii="Consolas" w:eastAsia="Times New Roman" w:hAnsi="Consolas" w:cs="Times New Roman"/>
+          <w:color w:val="D4D4D4"/>
+          <w:sz w:val="12"/>
+          <w:szCs w:val="12"/>
+        </w:rPr>
+        <w:t>=</w:t>
+      </w:r>
+      <w:r>
+        <w:rPr>
+          <w:rFonts w:ascii="Consolas" w:eastAsia="Times New Roman" w:hAnsi="Consolas" w:cs="Times New Roman"/>
+          <w:color w:val="BBBEBF"/>
+          <w:sz w:val="12"/>
+          <w:szCs w:val="12"/>
+        </w:rPr>
         <w:t xml:space="preserve"> </w:t>
       </w:r>
-      <w:r>
-        <w:rPr>
-          <w:b/>
-        </w:rPr>
-        <w:t>createInstance.py</w:t>
-      </w:r>
-      <w:r>
-        <w:t xml:space="preserve"> and include the code .</w:t>
-      </w:r>
-    </w:p>
-    <w:p>
-      <w:pPr>
-        <w:shd w:val="clear" w:color="auto" w:fill="121314"/>
-        <w:spacing w:after="0" w:line="168" w:lineRule="atLeast"/>
-        <w:rPr>
-          <w:rFonts w:ascii="Consolas" w:eastAsia="Times New Roman" w:hAnsi="Consolas" w:cs="Times New Roman"/>
-          <w:color w:val="BBBEBF"/>
-          <w:sz w:val="12"/>
-          <w:szCs w:val="12"/>
-        </w:rPr>
-      </w:pPr>
-      <w:r>
-        <w:rPr>
-          <w:rFonts w:ascii="Consolas" w:eastAsia="Times New Roman" w:hAnsi="Consolas" w:cs="Times New Roman"/>
-          <w:color w:val="C586C0"/>
-          <w:sz w:val="12"/>
-          <w:szCs w:val="12"/>
-        </w:rPr>
-        <w:t>import</w:t>
-      </w:r>
-      <w:r>
-        <w:rPr>
-          <w:rFonts w:ascii="Consolas" w:eastAsia="Times New Roman" w:hAnsi="Consolas" w:cs="Times New Roman"/>
-          <w:color w:val="BBBEBF"/>
-          <w:sz w:val="12"/>
-          <w:szCs w:val="12"/>
-        </w:rPr>
-        <w:t xml:space="preserve"> boto3</w:t>
-      </w:r>
-    </w:p>
-    <w:p>
-      <w:pPr>
-        <w:shd w:val="clear" w:color="auto" w:fill="121314"/>
-        <w:spacing w:after="0" w:line="168" w:lineRule="atLeast"/>
-        <w:rPr>
-          <w:rFonts w:ascii="Consolas" w:eastAsia="Times New Roman" w:hAnsi="Consolas" w:cs="Times New Roman"/>
-          <w:color w:val="BBBEBF"/>
-          <w:sz w:val="12"/>
-          <w:szCs w:val="12"/>
-        </w:rPr>
-      </w:pPr>
-    </w:p>
-    <w:p>
-      <w:pPr>
-        <w:shd w:val="clear" w:color="auto" w:fill="121314"/>
-        <w:spacing w:after="0" w:line="168" w:lineRule="atLeast"/>
-        <w:rPr>
-          <w:rFonts w:ascii="Consolas" w:eastAsia="Times New Roman" w:hAnsi="Consolas" w:cs="Times New Roman"/>
-          <w:color w:val="BBBEBF"/>
-          <w:sz w:val="12"/>
-          <w:szCs w:val="12"/>
-        </w:rPr>
-      </w:pPr>
-      <w:r>
-        <w:rPr>
-          <w:rFonts w:ascii="Consolas" w:eastAsia="Times New Roman" w:hAnsi="Consolas" w:cs="Times New Roman"/>
-          <w:color w:val="BBBEBF"/>
-          <w:sz w:val="12"/>
-          <w:szCs w:val="12"/>
-        </w:rPr>
-        <w:t xml:space="preserve">ec2 </w:t>
-      </w:r>
+      <w:proofErr w:type="gramStart"/>
+      <w:r>
+        <w:rPr>
+          <w:rFonts w:ascii="Consolas" w:eastAsia="Times New Roman" w:hAnsi="Consolas" w:cs="Times New Roman"/>
+          <w:color w:val="BBBEBF"/>
+          <w:sz w:val="12"/>
+          <w:szCs w:val="12"/>
+        </w:rPr>
+        <w:t>boto3.resource(</w:t>
+      </w:r>
+      <w:proofErr w:type="gramEnd"/>
+    </w:p>
+    <w:p>
+      <w:pPr>
+        <w:shd w:val="clear" w:color="auto" w:fill="121314"/>
+        <w:spacing w:after="0" w:line="168" w:lineRule="atLeast"/>
+        <w:rPr>
+          <w:rFonts w:ascii="Consolas" w:eastAsia="Times New Roman" w:hAnsi="Consolas" w:cs="Times New Roman"/>
+          <w:color w:val="BBBEBF"/>
+          <w:sz w:val="12"/>
+          <w:szCs w:val="12"/>
+        </w:rPr>
+      </w:pPr>
+      <w:r>
+        <w:rPr>
+          <w:rFonts w:ascii="Consolas" w:eastAsia="Times New Roman" w:hAnsi="Consolas" w:cs="Times New Roman"/>
+          <w:color w:val="BBBEBF"/>
+          <w:sz w:val="12"/>
+          <w:szCs w:val="12"/>
+        </w:rPr>
+        <w:t xml:space="preserve">    </w:t>
+      </w:r>
+      <w:r>
+        <w:rPr>
+          <w:rFonts w:ascii="Consolas" w:eastAsia="Times New Roman" w:hAnsi="Consolas" w:cs="Times New Roman"/>
+          <w:color w:val="A5D6FF"/>
+          <w:sz w:val="12"/>
+          <w:szCs w:val="12"/>
+        </w:rPr>
+        <w:t>'ec2'</w:t>
+      </w:r>
+      <w:r>
+        <w:rPr>
+          <w:rFonts w:ascii="Consolas" w:eastAsia="Times New Roman" w:hAnsi="Consolas" w:cs="Times New Roman"/>
+          <w:color w:val="BBBEBF"/>
+          <w:sz w:val="12"/>
+          <w:szCs w:val="12"/>
+        </w:rPr>
+        <w:t>,</w:t>
+      </w:r>
+    </w:p>
+    <w:p>
+      <w:pPr>
+        <w:shd w:val="clear" w:color="auto" w:fill="121314"/>
+        <w:spacing w:after="0" w:line="168" w:lineRule="atLeast"/>
+        <w:rPr>
+          <w:rFonts w:ascii="Consolas" w:eastAsia="Times New Roman" w:hAnsi="Consolas" w:cs="Times New Roman"/>
+          <w:color w:val="BBBEBF"/>
+          <w:sz w:val="12"/>
+          <w:szCs w:val="12"/>
+        </w:rPr>
+      </w:pPr>
+      <w:r>
+        <w:rPr>
+          <w:rFonts w:ascii="Consolas" w:eastAsia="Times New Roman" w:hAnsi="Consolas" w:cs="Times New Roman"/>
+          <w:color w:val="BBBEBF"/>
+          <w:sz w:val="12"/>
+          <w:szCs w:val="12"/>
+        </w:rPr>
+        <w:t xml:space="preserve">    </w:t>
+      </w:r>
+      <w:proofErr w:type="spellStart"/>
+      <w:r>
+        <w:rPr>
+          <w:rFonts w:ascii="Consolas" w:eastAsia="Times New Roman" w:hAnsi="Consolas" w:cs="Times New Roman"/>
+          <w:color w:val="FFA657"/>
+          <w:sz w:val="12"/>
+          <w:szCs w:val="12"/>
+        </w:rPr>
+        <w:t>region_name</w:t>
+      </w:r>
+      <w:proofErr w:type="spellEnd"/>
       <w:r>
         <w:rPr>
           <w:rFonts w:ascii="Consolas" w:eastAsia="Times New Roman" w:hAnsi="Consolas" w:cs="Times New Roman"/>
@@ -333,11 +531,94 @@
       <w:r>
         <w:rPr>
           <w:rFonts w:ascii="Consolas" w:eastAsia="Times New Roman" w:hAnsi="Consolas" w:cs="Times New Roman"/>
-          <w:color w:val="BBBEBF"/>
-          <w:sz w:val="12"/>
-          <w:szCs w:val="12"/>
-        </w:rPr>
-        <w:t xml:space="preserve"> boto3.resource(</w:t>
+          <w:color w:val="A5D6FF"/>
+          <w:sz w:val="12"/>
+          <w:szCs w:val="12"/>
+        </w:rPr>
+        <w:t>'us-east-1'</w:t>
+      </w:r>
+    </w:p>
+    <w:p>
+      <w:pPr>
+        <w:shd w:val="clear" w:color="auto" w:fill="121314"/>
+        <w:spacing w:after="0" w:line="168" w:lineRule="atLeast"/>
+        <w:rPr>
+          <w:rFonts w:ascii="Consolas" w:eastAsia="Times New Roman" w:hAnsi="Consolas" w:cs="Times New Roman"/>
+          <w:color w:val="BBBEBF"/>
+          <w:sz w:val="12"/>
+          <w:szCs w:val="12"/>
+        </w:rPr>
+      </w:pPr>
+      <w:r>
+        <w:rPr>
+          <w:rFonts w:ascii="Consolas" w:eastAsia="Times New Roman" w:hAnsi="Consolas" w:cs="Times New Roman"/>
+          <w:color w:val="BBBEBF"/>
+          <w:sz w:val="12"/>
+          <w:szCs w:val="12"/>
+        </w:rPr>
+        <w:t>)</w:t>
+      </w:r>
+    </w:p>
+    <w:p>
+      <w:pPr>
+        <w:shd w:val="clear" w:color="auto" w:fill="121314"/>
+        <w:spacing w:after="0" w:line="168" w:lineRule="atLeast"/>
+        <w:rPr>
+          <w:rFonts w:ascii="Consolas" w:eastAsia="Times New Roman" w:hAnsi="Consolas" w:cs="Times New Roman"/>
+          <w:color w:val="BBBEBF"/>
+          <w:sz w:val="12"/>
+          <w:szCs w:val="12"/>
+        </w:rPr>
+      </w:pPr>
+    </w:p>
+    <w:p>
+      <w:pPr>
+        <w:shd w:val="clear" w:color="auto" w:fill="121314"/>
+        <w:spacing w:after="0" w:line="168" w:lineRule="atLeast"/>
+        <w:rPr>
+          <w:rFonts w:ascii="Consolas" w:eastAsia="Times New Roman" w:hAnsi="Consolas" w:cs="Times New Roman"/>
+          <w:color w:val="BBBEBF"/>
+          <w:sz w:val="12"/>
+          <w:szCs w:val="12"/>
+        </w:rPr>
+      </w:pPr>
+      <w:proofErr w:type="gramStart"/>
+      <w:r>
+        <w:rPr>
+          <w:rFonts w:ascii="Consolas" w:eastAsia="Times New Roman" w:hAnsi="Consolas" w:cs="Times New Roman"/>
+          <w:color w:val="BBBEBF"/>
+          <w:sz w:val="12"/>
+          <w:szCs w:val="12"/>
+        </w:rPr>
+        <w:t>instances</w:t>
+      </w:r>
+      <w:proofErr w:type="gramEnd"/>
+      <w:r>
+        <w:rPr>
+          <w:rFonts w:ascii="Consolas" w:eastAsia="Times New Roman" w:hAnsi="Consolas" w:cs="Times New Roman"/>
+          <w:color w:val="BBBEBF"/>
+          <w:sz w:val="12"/>
+          <w:szCs w:val="12"/>
+        </w:rPr>
+        <w:t xml:space="preserve"> </w:t>
+      </w:r>
+      <w:r>
+        <w:rPr>
+          <w:rFonts w:ascii="Consolas" w:eastAsia="Times New Roman" w:hAnsi="Consolas" w:cs="Times New Roman"/>
+          <w:color w:val="D4D4D4"/>
+          <w:sz w:val="12"/>
+          <w:szCs w:val="12"/>
+        </w:rPr>
+        <w:t>=</w:t>
+      </w:r>
+      <w:r>
+        <w:rPr>
+          <w:rFonts w:ascii="Consolas" w:eastAsia="Times New Roman" w:hAnsi="Consolas" w:cs="Times New Roman"/>
+          <w:color w:val="BBBEBF"/>
+          <w:sz w:val="12"/>
+          <w:szCs w:val="12"/>
+        </w:rPr>
+        <w:t xml:space="preserve"> ec2.create_instances(</w:t>
       </w:r>
     </w:p>
     <w:p>
@@ -360,6 +641,26 @@
         </w:rPr>
         <w:t xml:space="preserve">    </w:t>
       </w:r>
+      <w:proofErr w:type="spellStart"/>
+      <w:r>
+        <w:rPr>
+          <w:rFonts w:ascii="Consolas" w:eastAsia="Times New Roman" w:hAnsi="Consolas" w:cs="Times New Roman"/>
+          <w:color w:val="FFA657"/>
+          <w:sz w:val="12"/>
+          <w:szCs w:val="12"/>
+        </w:rPr>
+        <w:t>ImageId</w:t>
+      </w:r>
+      <w:proofErr w:type="spellEnd"/>
+      <w:r>
+        <w:rPr>
+          <w:rFonts w:ascii="Consolas" w:eastAsia="Times New Roman" w:hAnsi="Consolas" w:cs="Times New Roman"/>
+          <w:color w:val="D4D4D4"/>
+          <w:sz w:val="12"/>
+          <w:szCs w:val="12"/>
+        </w:rPr>
+        <w:t>=</w:t>
+      </w:r>
       <w:r>
         <w:rPr>
           <w:rFonts w:ascii="Consolas" w:eastAsia="Times New Roman" w:hAnsi="Consolas" w:cs="Times New Roman"/>
@@ -367,7 +668,86 @@
           <w:sz w:val="12"/>
           <w:szCs w:val="12"/>
         </w:rPr>
-        <w:t>'ec2'</w:t>
+        <w:t>'ami-0bdc7d025135d7b49'</w:t>
+      </w:r>
+      <w:proofErr w:type="gramStart"/>
+      <w:r>
+        <w:rPr>
+          <w:rFonts w:ascii="Consolas" w:eastAsia="Times New Roman" w:hAnsi="Consolas" w:cs="Times New Roman"/>
+          <w:color w:val="BBBEBF"/>
+          <w:sz w:val="12"/>
+          <w:szCs w:val="12"/>
+        </w:rPr>
+        <w:t>,  </w:t>
+      </w:r>
+      <w:r>
+        <w:rPr>
+          <w:rFonts w:ascii="Consolas" w:eastAsia="Times New Roman" w:hAnsi="Consolas" w:cs="Times New Roman"/>
+          <w:color w:val="8B949E"/>
+          <w:sz w:val="12"/>
+          <w:szCs w:val="12"/>
+        </w:rPr>
+        <w:t>#</w:t>
+      </w:r>
+      <w:proofErr w:type="gramEnd"/>
+      <w:r>
+        <w:rPr>
+          <w:rFonts w:ascii="Consolas" w:eastAsia="Times New Roman" w:hAnsi="Consolas" w:cs="Times New Roman"/>
+          <w:color w:val="8B949E"/>
+          <w:sz w:val="12"/>
+          <w:szCs w:val="12"/>
+        </w:rPr>
+        <w:t xml:space="preserve"> Replace with your AMI ID</w:t>
+      </w:r>
+    </w:p>
+    <w:p>
+      <w:pPr>
+        <w:shd w:val="clear" w:color="auto" w:fill="121314"/>
+        <w:spacing w:after="0" w:line="168" w:lineRule="atLeast"/>
+        <w:rPr>
+          <w:rFonts w:ascii="Consolas" w:eastAsia="Times New Roman" w:hAnsi="Consolas" w:cs="Times New Roman"/>
+          <w:color w:val="BBBEBF"/>
+          <w:sz w:val="12"/>
+          <w:szCs w:val="12"/>
+        </w:rPr>
+      </w:pPr>
+      <w:r>
+        <w:rPr>
+          <w:rFonts w:ascii="Consolas" w:eastAsia="Times New Roman" w:hAnsi="Consolas" w:cs="Times New Roman"/>
+          <w:color w:val="BBBEBF"/>
+          <w:sz w:val="12"/>
+          <w:szCs w:val="12"/>
+        </w:rPr>
+        <w:t xml:space="preserve">    </w:t>
+      </w:r>
+      <w:proofErr w:type="spellStart"/>
+      <w:r>
+        <w:rPr>
+          <w:rFonts w:ascii="Consolas" w:eastAsia="Times New Roman" w:hAnsi="Consolas" w:cs="Times New Roman"/>
+          <w:color w:val="FFA657"/>
+          <w:sz w:val="12"/>
+          <w:szCs w:val="12"/>
+        </w:rPr>
+        <w:t>MinCount</w:t>
+      </w:r>
+      <w:proofErr w:type="spellEnd"/>
+      <w:r>
+        <w:rPr>
+          <w:rFonts w:ascii="Consolas" w:eastAsia="Times New Roman" w:hAnsi="Consolas" w:cs="Times New Roman"/>
+          <w:color w:val="D4D4D4"/>
+          <w:sz w:val="12"/>
+          <w:szCs w:val="12"/>
+        </w:rPr>
+        <w:t>=</w:t>
+      </w:r>
+      <w:r>
+        <w:rPr>
+          <w:rFonts w:ascii="Consolas" w:eastAsia="Times New Roman" w:hAnsi="Consolas" w:cs="Times New Roman"/>
+          <w:color w:val="B5CEA8"/>
+          <w:sz w:val="12"/>
+          <w:szCs w:val="12"/>
+        </w:rPr>
+        <w:t>1</w:t>
       </w:r>
       <w:r>
         <w:rPr>
@@ -399,6 +779,7 @@
         </w:rPr>
         <w:t xml:space="preserve">    </w:t>
       </w:r>
+      <w:proofErr w:type="spellStart"/>
       <w:r>
         <w:rPr>
           <w:rFonts w:ascii="Consolas" w:eastAsia="Times New Roman" w:hAnsi="Consolas" w:cs="Times New Roman"/>
@@ -406,8 +787,9 @@
           <w:sz w:val="12"/>
           <w:szCs w:val="12"/>
         </w:rPr>
-        <w:t>region_name</w:t>
-      </w:r>
+        <w:t>MaxCount</w:t>
+      </w:r>
+      <w:proofErr w:type="spellEnd"/>
       <w:r>
         <w:rPr>
           <w:rFonts w:ascii="Consolas" w:eastAsia="Times New Roman" w:hAnsi="Consolas" w:cs="Times New Roman"/>
@@ -420,11 +802,1055 @@
       <w:r>
         <w:rPr>
           <w:rFonts w:ascii="Consolas" w:eastAsia="Times New Roman" w:hAnsi="Consolas" w:cs="Times New Roman"/>
+          <w:color w:val="B5CEA8"/>
+          <w:sz w:val="12"/>
+          <w:szCs w:val="12"/>
+        </w:rPr>
+        <w:t>1</w:t>
+      </w:r>
+      <w:r>
+        <w:rPr>
+          <w:rFonts w:ascii="Consolas" w:eastAsia="Times New Roman" w:hAnsi="Consolas" w:cs="Times New Roman"/>
+          <w:color w:val="BBBEBF"/>
+          <w:sz w:val="12"/>
+          <w:szCs w:val="12"/>
+        </w:rPr>
+        <w:t>,</w:t>
+      </w:r>
+    </w:p>
+    <w:p>
+      <w:pPr>
+        <w:shd w:val="clear" w:color="auto" w:fill="121314"/>
+        <w:spacing w:after="0" w:line="168" w:lineRule="atLeast"/>
+        <w:rPr>
+          <w:rFonts w:ascii="Consolas" w:eastAsia="Times New Roman" w:hAnsi="Consolas" w:cs="Times New Roman"/>
+          <w:color w:val="BBBEBF"/>
+          <w:sz w:val="12"/>
+          <w:szCs w:val="12"/>
+        </w:rPr>
+      </w:pPr>
+      <w:r>
+        <w:rPr>
+          <w:rFonts w:ascii="Consolas" w:eastAsia="Times New Roman" w:hAnsi="Consolas" w:cs="Times New Roman"/>
+          <w:color w:val="BBBEBF"/>
+          <w:sz w:val="12"/>
+          <w:szCs w:val="12"/>
+        </w:rPr>
+        <w:t xml:space="preserve">    </w:t>
+      </w:r>
+      <w:proofErr w:type="spellStart"/>
+      <w:r>
+        <w:rPr>
+          <w:rFonts w:ascii="Consolas" w:eastAsia="Times New Roman" w:hAnsi="Consolas" w:cs="Times New Roman"/>
+          <w:color w:val="FFA657"/>
+          <w:sz w:val="12"/>
+          <w:szCs w:val="12"/>
+        </w:rPr>
+        <w:t>InstanceType</w:t>
+      </w:r>
+      <w:proofErr w:type="spellEnd"/>
+      <w:r>
+        <w:rPr>
+          <w:rFonts w:ascii="Consolas" w:eastAsia="Times New Roman" w:hAnsi="Consolas" w:cs="Times New Roman"/>
+          <w:color w:val="D4D4D4"/>
+          <w:sz w:val="12"/>
+          <w:szCs w:val="12"/>
+        </w:rPr>
+        <w:t>=</w:t>
+      </w:r>
+      <w:r>
+        <w:rPr>
+          <w:rFonts w:ascii="Consolas" w:eastAsia="Times New Roman" w:hAnsi="Consolas" w:cs="Times New Roman"/>
           <w:color w:val="A5D6FF"/>
           <w:sz w:val="12"/>
           <w:szCs w:val="12"/>
         </w:rPr>
-        <w:t>'us-east-1'</w:t>
+        <w:t>'t3.micro'</w:t>
+      </w:r>
+      <w:r>
+        <w:rPr>
+          <w:rFonts w:ascii="Consolas" w:eastAsia="Times New Roman" w:hAnsi="Consolas" w:cs="Times New Roman"/>
+          <w:color w:val="BBBEBF"/>
+          <w:sz w:val="12"/>
+          <w:szCs w:val="12"/>
+        </w:rPr>
+        <w:t>,</w:t>
+      </w:r>
+    </w:p>
+    <w:p>
+      <w:pPr>
+        <w:shd w:val="clear" w:color="auto" w:fill="121314"/>
+        <w:spacing w:after="0" w:line="168" w:lineRule="atLeast"/>
+        <w:rPr>
+          <w:rFonts w:ascii="Consolas" w:eastAsia="Times New Roman" w:hAnsi="Consolas" w:cs="Times New Roman"/>
+          <w:color w:val="BBBEBF"/>
+          <w:sz w:val="12"/>
+          <w:szCs w:val="12"/>
+        </w:rPr>
+      </w:pPr>
+      <w:r>
+        <w:rPr>
+          <w:rFonts w:ascii="Consolas" w:eastAsia="Times New Roman" w:hAnsi="Consolas" w:cs="Times New Roman"/>
+          <w:color w:val="BBBEBF"/>
+          <w:sz w:val="12"/>
+          <w:szCs w:val="12"/>
+        </w:rPr>
+        <w:t xml:space="preserve">    </w:t>
+      </w:r>
+      <w:proofErr w:type="spellStart"/>
+      <w:r>
+        <w:rPr>
+          <w:rFonts w:ascii="Consolas" w:eastAsia="Times New Roman" w:hAnsi="Consolas" w:cs="Times New Roman"/>
+          <w:color w:val="FFA657"/>
+          <w:sz w:val="12"/>
+          <w:szCs w:val="12"/>
+        </w:rPr>
+        <w:t>KeyName</w:t>
+      </w:r>
+      <w:proofErr w:type="spellEnd"/>
+      <w:r>
+        <w:rPr>
+          <w:rFonts w:ascii="Consolas" w:eastAsia="Times New Roman" w:hAnsi="Consolas" w:cs="Times New Roman"/>
+          <w:color w:val="D4D4D4"/>
+          <w:sz w:val="12"/>
+          <w:szCs w:val="12"/>
+        </w:rPr>
+        <w:t>=</w:t>
+      </w:r>
+      <w:r>
+        <w:rPr>
+          <w:rFonts w:ascii="Consolas" w:eastAsia="Times New Roman" w:hAnsi="Consolas" w:cs="Times New Roman"/>
+          <w:color w:val="A5D6FF"/>
+          <w:sz w:val="12"/>
+          <w:szCs w:val="12"/>
+        </w:rPr>
+        <w:t>'</w:t>
+      </w:r>
+      <w:proofErr w:type="spellStart"/>
+      <w:r>
+        <w:rPr>
+          <w:rFonts w:ascii="Consolas" w:eastAsia="Times New Roman" w:hAnsi="Consolas" w:cs="Times New Roman"/>
+          <w:color w:val="A5D6FF"/>
+          <w:sz w:val="12"/>
+          <w:szCs w:val="12"/>
+        </w:rPr>
+        <w:t>KeyNv</w:t>
+      </w:r>
+      <w:proofErr w:type="spellEnd"/>
+      <w:r>
+        <w:rPr>
+          <w:rFonts w:ascii="Consolas" w:eastAsia="Times New Roman" w:hAnsi="Consolas" w:cs="Times New Roman"/>
+          <w:color w:val="A5D6FF"/>
+          <w:sz w:val="12"/>
+          <w:szCs w:val="12"/>
+        </w:rPr>
+        <w:t>'</w:t>
+      </w:r>
+      <w:r>
+        <w:rPr>
+          <w:rFonts w:ascii="Consolas" w:eastAsia="Times New Roman" w:hAnsi="Consolas" w:cs="Times New Roman"/>
+          <w:color w:val="BBBEBF"/>
+          <w:sz w:val="12"/>
+          <w:szCs w:val="12"/>
+        </w:rPr>
+        <w:t xml:space="preserve">,     </w:t>
+      </w:r>
+      <w:r>
+        <w:rPr>
+          <w:rFonts w:ascii="Consolas" w:eastAsia="Times New Roman" w:hAnsi="Consolas" w:cs="Times New Roman"/>
+          <w:color w:val="8B949E"/>
+          <w:sz w:val="12"/>
+          <w:szCs w:val="12"/>
+        </w:rPr>
+        <w:t># Replace with your Key Pair name</w:t>
+      </w:r>
+    </w:p>
+    <w:p>
+      <w:pPr>
+        <w:shd w:val="clear" w:color="auto" w:fill="121314"/>
+        <w:spacing w:after="0" w:line="168" w:lineRule="atLeast"/>
+        <w:rPr>
+          <w:rFonts w:ascii="Consolas" w:eastAsia="Times New Roman" w:hAnsi="Consolas" w:cs="Times New Roman"/>
+          <w:color w:val="BBBEBF"/>
+          <w:sz w:val="12"/>
+          <w:szCs w:val="12"/>
+        </w:rPr>
+      </w:pPr>
+      <w:r>
+        <w:rPr>
+          <w:rFonts w:ascii="Consolas" w:eastAsia="Times New Roman" w:hAnsi="Consolas" w:cs="Times New Roman"/>
+          <w:color w:val="BBBEBF"/>
+          <w:sz w:val="12"/>
+          <w:szCs w:val="12"/>
+        </w:rPr>
+        <w:t xml:space="preserve">    </w:t>
+      </w:r>
+    </w:p>
+    <w:p>
+      <w:pPr>
+        <w:shd w:val="clear" w:color="auto" w:fill="121314"/>
+        <w:spacing w:after="0" w:line="168" w:lineRule="atLeast"/>
+        <w:rPr>
+          <w:rFonts w:ascii="Consolas" w:eastAsia="Times New Roman" w:hAnsi="Consolas" w:cs="Times New Roman"/>
+          <w:color w:val="BBBEBF"/>
+          <w:sz w:val="12"/>
+          <w:szCs w:val="12"/>
+        </w:rPr>
+      </w:pPr>
+      <w:r>
+        <w:rPr>
+          <w:rFonts w:ascii="Consolas" w:eastAsia="Times New Roman" w:hAnsi="Consolas" w:cs="Times New Roman"/>
+          <w:color w:val="BBBEBF"/>
+          <w:sz w:val="12"/>
+          <w:szCs w:val="12"/>
+        </w:rPr>
+        <w:t xml:space="preserve">    </w:t>
+      </w:r>
+      <w:proofErr w:type="spellStart"/>
+      <w:r>
+        <w:rPr>
+          <w:rFonts w:ascii="Consolas" w:eastAsia="Times New Roman" w:hAnsi="Consolas" w:cs="Times New Roman"/>
+          <w:color w:val="FFA657"/>
+          <w:sz w:val="12"/>
+          <w:szCs w:val="12"/>
+        </w:rPr>
+        <w:t>NetworkInterfaces</w:t>
+      </w:r>
+      <w:proofErr w:type="spellEnd"/>
+      <w:proofErr w:type="gramStart"/>
+      <w:r>
+        <w:rPr>
+          <w:rFonts w:ascii="Consolas" w:eastAsia="Times New Roman" w:hAnsi="Consolas" w:cs="Times New Roman"/>
+          <w:color w:val="D4D4D4"/>
+          <w:sz w:val="12"/>
+          <w:szCs w:val="12"/>
+        </w:rPr>
+        <w:t>=</w:t>
+      </w:r>
+      <w:r>
+        <w:rPr>
+          <w:rFonts w:ascii="Consolas" w:eastAsia="Times New Roman" w:hAnsi="Consolas" w:cs="Times New Roman"/>
+          <w:color w:val="BBBEBF"/>
+          <w:sz w:val="12"/>
+          <w:szCs w:val="12"/>
+        </w:rPr>
+        <w:t>[</w:t>
+      </w:r>
+      <w:proofErr w:type="gramEnd"/>
+    </w:p>
+    <w:p>
+      <w:pPr>
+        <w:shd w:val="clear" w:color="auto" w:fill="121314"/>
+        <w:spacing w:after="0" w:line="168" w:lineRule="atLeast"/>
+        <w:rPr>
+          <w:rFonts w:ascii="Consolas" w:eastAsia="Times New Roman" w:hAnsi="Consolas" w:cs="Times New Roman"/>
+          <w:color w:val="BBBEBF"/>
+          <w:sz w:val="12"/>
+          <w:szCs w:val="12"/>
+        </w:rPr>
+      </w:pPr>
+      <w:r>
+        <w:rPr>
+          <w:rFonts w:ascii="Consolas" w:eastAsia="Times New Roman" w:hAnsi="Consolas" w:cs="Times New Roman"/>
+          <w:color w:val="BBBEBF"/>
+          <w:sz w:val="12"/>
+          <w:szCs w:val="12"/>
+        </w:rPr>
+        <w:t>        {</w:t>
+      </w:r>
+    </w:p>
+    <w:p>
+      <w:pPr>
+        <w:shd w:val="clear" w:color="auto" w:fill="121314"/>
+        <w:spacing w:after="0" w:line="168" w:lineRule="atLeast"/>
+        <w:rPr>
+          <w:rFonts w:ascii="Consolas" w:eastAsia="Times New Roman" w:hAnsi="Consolas" w:cs="Times New Roman"/>
+          <w:color w:val="BBBEBF"/>
+          <w:sz w:val="12"/>
+          <w:szCs w:val="12"/>
+        </w:rPr>
+      </w:pPr>
+      <w:r>
+        <w:rPr>
+          <w:rFonts w:ascii="Consolas" w:eastAsia="Times New Roman" w:hAnsi="Consolas" w:cs="Times New Roman"/>
+          <w:color w:val="BBBEBF"/>
+          <w:sz w:val="12"/>
+          <w:szCs w:val="12"/>
+        </w:rPr>
+        <w:t xml:space="preserve">            </w:t>
+      </w:r>
+      <w:r>
+        <w:rPr>
+          <w:rFonts w:ascii="Consolas" w:eastAsia="Times New Roman" w:hAnsi="Consolas" w:cs="Times New Roman"/>
+          <w:color w:val="A5D6FF"/>
+          <w:sz w:val="12"/>
+          <w:szCs w:val="12"/>
+        </w:rPr>
+        <w:t>"</w:t>
+      </w:r>
+      <w:proofErr w:type="spellStart"/>
+      <w:r>
+        <w:rPr>
+          <w:rFonts w:ascii="Consolas" w:eastAsia="Times New Roman" w:hAnsi="Consolas" w:cs="Times New Roman"/>
+          <w:color w:val="A5D6FF"/>
+          <w:sz w:val="12"/>
+          <w:szCs w:val="12"/>
+        </w:rPr>
+        <w:t>DeviceIndex</w:t>
+      </w:r>
+      <w:proofErr w:type="spellEnd"/>
+      <w:r>
+        <w:rPr>
+          <w:rFonts w:ascii="Consolas" w:eastAsia="Times New Roman" w:hAnsi="Consolas" w:cs="Times New Roman"/>
+          <w:color w:val="A5D6FF"/>
+          <w:sz w:val="12"/>
+          <w:szCs w:val="12"/>
+        </w:rPr>
+        <w:t>"</w:t>
+      </w:r>
+      <w:r>
+        <w:rPr>
+          <w:rFonts w:ascii="Consolas" w:eastAsia="Times New Roman" w:hAnsi="Consolas" w:cs="Times New Roman"/>
+          <w:color w:val="BBBEBF"/>
+          <w:sz w:val="12"/>
+          <w:szCs w:val="12"/>
+        </w:rPr>
+        <w:t xml:space="preserve">: </w:t>
+      </w:r>
+      <w:r>
+        <w:rPr>
+          <w:rFonts w:ascii="Consolas" w:eastAsia="Times New Roman" w:hAnsi="Consolas" w:cs="Times New Roman"/>
+          <w:color w:val="B5CEA8"/>
+          <w:sz w:val="12"/>
+          <w:szCs w:val="12"/>
+        </w:rPr>
+        <w:t>0</w:t>
+      </w:r>
+      <w:r>
+        <w:rPr>
+          <w:rFonts w:ascii="Consolas" w:eastAsia="Times New Roman" w:hAnsi="Consolas" w:cs="Times New Roman"/>
+          <w:color w:val="BBBEBF"/>
+          <w:sz w:val="12"/>
+          <w:szCs w:val="12"/>
+        </w:rPr>
+        <w:t>,</w:t>
+      </w:r>
+    </w:p>
+    <w:p>
+      <w:pPr>
+        <w:shd w:val="clear" w:color="auto" w:fill="121314"/>
+        <w:spacing w:after="0" w:line="168" w:lineRule="atLeast"/>
+        <w:rPr>
+          <w:rFonts w:ascii="Consolas" w:eastAsia="Times New Roman" w:hAnsi="Consolas" w:cs="Times New Roman"/>
+          <w:color w:val="BBBEBF"/>
+          <w:sz w:val="12"/>
+          <w:szCs w:val="12"/>
+        </w:rPr>
+      </w:pPr>
+      <w:r>
+        <w:rPr>
+          <w:rFonts w:ascii="Consolas" w:eastAsia="Times New Roman" w:hAnsi="Consolas" w:cs="Times New Roman"/>
+          <w:color w:val="BBBEBF"/>
+          <w:sz w:val="12"/>
+          <w:szCs w:val="12"/>
+        </w:rPr>
+        <w:t xml:space="preserve">            </w:t>
+      </w:r>
+      <w:r>
+        <w:rPr>
+          <w:rFonts w:ascii="Consolas" w:eastAsia="Times New Roman" w:hAnsi="Consolas" w:cs="Times New Roman"/>
+          <w:color w:val="A5D6FF"/>
+          <w:sz w:val="12"/>
+          <w:szCs w:val="12"/>
+        </w:rPr>
+        <w:t>"</w:t>
+      </w:r>
+      <w:proofErr w:type="spellStart"/>
+      <w:r>
+        <w:rPr>
+          <w:rFonts w:ascii="Consolas" w:eastAsia="Times New Roman" w:hAnsi="Consolas" w:cs="Times New Roman"/>
+          <w:color w:val="A5D6FF"/>
+          <w:sz w:val="12"/>
+          <w:szCs w:val="12"/>
+        </w:rPr>
+        <w:t>SubnetId</w:t>
+      </w:r>
+      <w:proofErr w:type="spellEnd"/>
+      <w:r>
+        <w:rPr>
+          <w:rFonts w:ascii="Consolas" w:eastAsia="Times New Roman" w:hAnsi="Consolas" w:cs="Times New Roman"/>
+          <w:color w:val="A5D6FF"/>
+          <w:sz w:val="12"/>
+          <w:szCs w:val="12"/>
+        </w:rPr>
+        <w:t>"</w:t>
+      </w:r>
+      <w:r>
+        <w:rPr>
+          <w:rFonts w:ascii="Consolas" w:eastAsia="Times New Roman" w:hAnsi="Consolas" w:cs="Times New Roman"/>
+          <w:color w:val="BBBEBF"/>
+          <w:sz w:val="12"/>
+          <w:szCs w:val="12"/>
+        </w:rPr>
+        <w:t xml:space="preserve">: </w:t>
+      </w:r>
+      <w:r>
+        <w:rPr>
+          <w:rFonts w:ascii="Consolas" w:eastAsia="Times New Roman" w:hAnsi="Consolas" w:cs="Times New Roman"/>
+          <w:color w:val="A5D6FF"/>
+          <w:sz w:val="12"/>
+          <w:szCs w:val="12"/>
+        </w:rPr>
+        <w:t>"subnet-0af332bff2206ab95"</w:t>
+      </w:r>
+      <w:r>
+        <w:rPr>
+          <w:rFonts w:ascii="Consolas" w:eastAsia="Times New Roman" w:hAnsi="Consolas" w:cs="Times New Roman"/>
+          <w:color w:val="BBBEBF"/>
+          <w:sz w:val="12"/>
+          <w:szCs w:val="12"/>
+        </w:rPr>
+        <w:t>,</w:t>
+      </w:r>
+    </w:p>
+    <w:p>
+      <w:pPr>
+        <w:shd w:val="clear" w:color="auto" w:fill="121314"/>
+        <w:spacing w:after="0" w:line="168" w:lineRule="atLeast"/>
+        <w:rPr>
+          <w:rFonts w:ascii="Consolas" w:eastAsia="Times New Roman" w:hAnsi="Consolas" w:cs="Times New Roman"/>
+          <w:color w:val="BBBEBF"/>
+          <w:sz w:val="12"/>
+          <w:szCs w:val="12"/>
+        </w:rPr>
+      </w:pPr>
+      <w:r>
+        <w:rPr>
+          <w:rFonts w:ascii="Consolas" w:eastAsia="Times New Roman" w:hAnsi="Consolas" w:cs="Times New Roman"/>
+          <w:color w:val="BBBEBF"/>
+          <w:sz w:val="12"/>
+          <w:szCs w:val="12"/>
+        </w:rPr>
+        <w:t xml:space="preserve">            </w:t>
+      </w:r>
+      <w:r>
+        <w:rPr>
+          <w:rFonts w:ascii="Consolas" w:eastAsia="Times New Roman" w:hAnsi="Consolas" w:cs="Times New Roman"/>
+          <w:color w:val="A5D6FF"/>
+          <w:sz w:val="12"/>
+          <w:szCs w:val="12"/>
+        </w:rPr>
+        <w:t>"</w:t>
+      </w:r>
+      <w:proofErr w:type="spellStart"/>
+      <w:r>
+        <w:rPr>
+          <w:rFonts w:ascii="Consolas" w:eastAsia="Times New Roman" w:hAnsi="Consolas" w:cs="Times New Roman"/>
+          <w:color w:val="A5D6FF"/>
+          <w:sz w:val="12"/>
+          <w:szCs w:val="12"/>
+        </w:rPr>
+        <w:t>AssociatePublicIpAddress</w:t>
+      </w:r>
+      <w:proofErr w:type="spellEnd"/>
+      <w:r>
+        <w:rPr>
+          <w:rFonts w:ascii="Consolas" w:eastAsia="Times New Roman" w:hAnsi="Consolas" w:cs="Times New Roman"/>
+          <w:color w:val="A5D6FF"/>
+          <w:sz w:val="12"/>
+          <w:szCs w:val="12"/>
+        </w:rPr>
+        <w:t>"</w:t>
+      </w:r>
+      <w:r>
+        <w:rPr>
+          <w:rFonts w:ascii="Consolas" w:eastAsia="Times New Roman" w:hAnsi="Consolas" w:cs="Times New Roman"/>
+          <w:color w:val="BBBEBF"/>
+          <w:sz w:val="12"/>
+          <w:szCs w:val="12"/>
+        </w:rPr>
+        <w:t xml:space="preserve">: </w:t>
+      </w:r>
+      <w:r>
+        <w:rPr>
+          <w:rFonts w:ascii="Consolas" w:eastAsia="Times New Roman" w:hAnsi="Consolas" w:cs="Times New Roman"/>
+          <w:color w:val="569CD6"/>
+          <w:sz w:val="12"/>
+          <w:szCs w:val="12"/>
+        </w:rPr>
+        <w:t>True</w:t>
+      </w:r>
+      <w:r>
+        <w:rPr>
+          <w:rFonts w:ascii="Consolas" w:eastAsia="Times New Roman" w:hAnsi="Consolas" w:cs="Times New Roman"/>
+          <w:color w:val="BBBEBF"/>
+          <w:sz w:val="12"/>
+          <w:szCs w:val="12"/>
+        </w:rPr>
+        <w:t>,</w:t>
+      </w:r>
+    </w:p>
+    <w:p>
+      <w:pPr>
+        <w:shd w:val="clear" w:color="auto" w:fill="121314"/>
+        <w:spacing w:after="0" w:line="168" w:lineRule="atLeast"/>
+        <w:rPr>
+          <w:rFonts w:ascii="Consolas" w:eastAsia="Times New Roman" w:hAnsi="Consolas" w:cs="Times New Roman"/>
+          <w:color w:val="BBBEBF"/>
+          <w:sz w:val="12"/>
+          <w:szCs w:val="12"/>
+        </w:rPr>
+      </w:pPr>
+      <w:r>
+        <w:rPr>
+          <w:rFonts w:ascii="Consolas" w:eastAsia="Times New Roman" w:hAnsi="Consolas" w:cs="Times New Roman"/>
+          <w:color w:val="BBBEBF"/>
+          <w:sz w:val="12"/>
+          <w:szCs w:val="12"/>
+        </w:rPr>
+        <w:t xml:space="preserve">            </w:t>
+      </w:r>
+      <w:r>
+        <w:rPr>
+          <w:rFonts w:ascii="Consolas" w:eastAsia="Times New Roman" w:hAnsi="Consolas" w:cs="Times New Roman"/>
+          <w:color w:val="A5D6FF"/>
+          <w:sz w:val="12"/>
+          <w:szCs w:val="12"/>
+        </w:rPr>
+        <w:t>"Groups"</w:t>
+      </w:r>
+      <w:r>
+        <w:rPr>
+          <w:rFonts w:ascii="Consolas" w:eastAsia="Times New Roman" w:hAnsi="Consolas" w:cs="Times New Roman"/>
+          <w:color w:val="BBBEBF"/>
+          <w:sz w:val="12"/>
+          <w:szCs w:val="12"/>
+        </w:rPr>
+        <w:t>: [</w:t>
+      </w:r>
+    </w:p>
+    <w:p>
+      <w:pPr>
+        <w:shd w:val="clear" w:color="auto" w:fill="121314"/>
+        <w:spacing w:after="0" w:line="168" w:lineRule="atLeast"/>
+        <w:rPr>
+          <w:rFonts w:ascii="Consolas" w:eastAsia="Times New Roman" w:hAnsi="Consolas" w:cs="Times New Roman"/>
+          <w:color w:val="BBBEBF"/>
+          <w:sz w:val="12"/>
+          <w:szCs w:val="12"/>
+        </w:rPr>
+      </w:pPr>
+      <w:r>
+        <w:rPr>
+          <w:rFonts w:ascii="Consolas" w:eastAsia="Times New Roman" w:hAnsi="Consolas" w:cs="Times New Roman"/>
+          <w:color w:val="BBBEBF"/>
+          <w:sz w:val="12"/>
+          <w:szCs w:val="12"/>
+        </w:rPr>
+        <w:t xml:space="preserve">                </w:t>
+      </w:r>
+      <w:r>
+        <w:rPr>
+          <w:rFonts w:ascii="Consolas" w:eastAsia="Times New Roman" w:hAnsi="Consolas" w:cs="Times New Roman"/>
+          <w:color w:val="A5D6FF"/>
+          <w:sz w:val="12"/>
+          <w:szCs w:val="12"/>
+        </w:rPr>
+        <w:t>"</w:t>
+      </w:r>
+      <w:proofErr w:type="gramStart"/>
+      <w:r>
+        <w:rPr>
+          <w:rFonts w:ascii="Consolas" w:eastAsia="Times New Roman" w:hAnsi="Consolas" w:cs="Times New Roman"/>
+          <w:color w:val="A5D6FF"/>
+          <w:sz w:val="12"/>
+          <w:szCs w:val="12"/>
+        </w:rPr>
+        <w:t>sg-0c387840f4e73751c</w:t>
+      </w:r>
+      <w:proofErr w:type="gramEnd"/>
+      <w:r>
+        <w:rPr>
+          <w:rFonts w:ascii="Consolas" w:eastAsia="Times New Roman" w:hAnsi="Consolas" w:cs="Times New Roman"/>
+          <w:color w:val="A5D6FF"/>
+          <w:sz w:val="12"/>
+          <w:szCs w:val="12"/>
+        </w:rPr>
+        <w:t>"</w:t>
+      </w:r>
+    </w:p>
+    <w:p>
+      <w:pPr>
+        <w:shd w:val="clear" w:color="auto" w:fill="121314"/>
+        <w:spacing w:after="0" w:line="168" w:lineRule="atLeast"/>
+        <w:rPr>
+          <w:rFonts w:ascii="Consolas" w:eastAsia="Times New Roman" w:hAnsi="Consolas" w:cs="Times New Roman"/>
+          <w:color w:val="BBBEBF"/>
+          <w:sz w:val="12"/>
+          <w:szCs w:val="12"/>
+        </w:rPr>
+      </w:pPr>
+      <w:r>
+        <w:rPr>
+          <w:rFonts w:ascii="Consolas" w:eastAsia="Times New Roman" w:hAnsi="Consolas" w:cs="Times New Roman"/>
+          <w:color w:val="BBBEBF"/>
+          <w:sz w:val="12"/>
+          <w:szCs w:val="12"/>
+        </w:rPr>
+        <w:t>            ]</w:t>
+      </w:r>
+    </w:p>
+    <w:p>
+      <w:pPr>
+        <w:shd w:val="clear" w:color="auto" w:fill="121314"/>
+        <w:spacing w:after="0" w:line="168" w:lineRule="atLeast"/>
+        <w:rPr>
+          <w:rFonts w:ascii="Consolas" w:eastAsia="Times New Roman" w:hAnsi="Consolas" w:cs="Times New Roman"/>
+          <w:color w:val="BBBEBF"/>
+          <w:sz w:val="12"/>
+          <w:szCs w:val="12"/>
+        </w:rPr>
+      </w:pPr>
+      <w:r>
+        <w:rPr>
+          <w:rFonts w:ascii="Consolas" w:eastAsia="Times New Roman" w:hAnsi="Consolas" w:cs="Times New Roman"/>
+          <w:color w:val="BBBEBF"/>
+          <w:sz w:val="12"/>
+          <w:szCs w:val="12"/>
+        </w:rPr>
+        <w:t>        }</w:t>
+      </w:r>
+    </w:p>
+    <w:p>
+      <w:pPr>
+        <w:shd w:val="clear" w:color="auto" w:fill="121314"/>
+        <w:spacing w:after="0" w:line="168" w:lineRule="atLeast"/>
+        <w:rPr>
+          <w:rFonts w:ascii="Consolas" w:eastAsia="Times New Roman" w:hAnsi="Consolas" w:cs="Times New Roman"/>
+          <w:color w:val="BBBEBF"/>
+          <w:sz w:val="12"/>
+          <w:szCs w:val="12"/>
+        </w:rPr>
+      </w:pPr>
+      <w:r>
+        <w:rPr>
+          <w:rFonts w:ascii="Consolas" w:eastAsia="Times New Roman" w:hAnsi="Consolas" w:cs="Times New Roman"/>
+          <w:color w:val="BBBEBF"/>
+          <w:sz w:val="12"/>
+          <w:szCs w:val="12"/>
+        </w:rPr>
+        <w:t xml:space="preserve">    ], </w:t>
+      </w:r>
+    </w:p>
+    <w:p>
+      <w:pPr>
+        <w:shd w:val="clear" w:color="auto" w:fill="121314"/>
+        <w:spacing w:after="240" w:line="168" w:lineRule="atLeast"/>
+        <w:rPr>
+          <w:rFonts w:ascii="Consolas" w:eastAsia="Times New Roman" w:hAnsi="Consolas" w:cs="Times New Roman"/>
+          <w:color w:val="BBBEBF"/>
+          <w:sz w:val="12"/>
+          <w:szCs w:val="12"/>
+        </w:rPr>
+      </w:pPr>
+    </w:p>
+    <w:p>
+      <w:pPr>
+        <w:shd w:val="clear" w:color="auto" w:fill="121314"/>
+        <w:spacing w:after="0" w:line="168" w:lineRule="atLeast"/>
+        <w:rPr>
+          <w:rFonts w:ascii="Consolas" w:eastAsia="Times New Roman" w:hAnsi="Consolas" w:cs="Times New Roman"/>
+          <w:color w:val="BBBEBF"/>
+          <w:sz w:val="12"/>
+          <w:szCs w:val="12"/>
+        </w:rPr>
+      </w:pPr>
+      <w:r>
+        <w:rPr>
+          <w:rFonts w:ascii="Consolas" w:eastAsia="Times New Roman" w:hAnsi="Consolas" w:cs="Times New Roman"/>
+          <w:color w:val="BBBEBF"/>
+          <w:sz w:val="12"/>
+          <w:szCs w:val="12"/>
+        </w:rPr>
+        <w:t xml:space="preserve">    </w:t>
+      </w:r>
+      <w:proofErr w:type="spellStart"/>
+      <w:r>
+        <w:rPr>
+          <w:rFonts w:ascii="Consolas" w:eastAsia="Times New Roman" w:hAnsi="Consolas" w:cs="Times New Roman"/>
+          <w:color w:val="FFA657"/>
+          <w:sz w:val="12"/>
+          <w:szCs w:val="12"/>
+        </w:rPr>
+        <w:t>TagSpecifications</w:t>
+      </w:r>
+      <w:proofErr w:type="spellEnd"/>
+      <w:proofErr w:type="gramStart"/>
+      <w:r>
+        <w:rPr>
+          <w:rFonts w:ascii="Consolas" w:eastAsia="Times New Roman" w:hAnsi="Consolas" w:cs="Times New Roman"/>
+          <w:color w:val="D4D4D4"/>
+          <w:sz w:val="12"/>
+          <w:szCs w:val="12"/>
+        </w:rPr>
+        <w:t>=</w:t>
+      </w:r>
+      <w:r>
+        <w:rPr>
+          <w:rFonts w:ascii="Consolas" w:eastAsia="Times New Roman" w:hAnsi="Consolas" w:cs="Times New Roman"/>
+          <w:color w:val="BBBEBF"/>
+          <w:sz w:val="12"/>
+          <w:szCs w:val="12"/>
+        </w:rPr>
+        <w:t>[</w:t>
+      </w:r>
+      <w:proofErr w:type="gramEnd"/>
+    </w:p>
+    <w:p>
+      <w:pPr>
+        <w:shd w:val="clear" w:color="auto" w:fill="121314"/>
+        <w:spacing w:after="0" w:line="168" w:lineRule="atLeast"/>
+        <w:rPr>
+          <w:rFonts w:ascii="Consolas" w:eastAsia="Times New Roman" w:hAnsi="Consolas" w:cs="Times New Roman"/>
+          <w:color w:val="BBBEBF"/>
+          <w:sz w:val="12"/>
+          <w:szCs w:val="12"/>
+        </w:rPr>
+      </w:pPr>
+      <w:r>
+        <w:rPr>
+          <w:rFonts w:ascii="Consolas" w:eastAsia="Times New Roman" w:hAnsi="Consolas" w:cs="Times New Roman"/>
+          <w:color w:val="BBBEBF"/>
+          <w:sz w:val="12"/>
+          <w:szCs w:val="12"/>
+        </w:rPr>
+        <w:t>        {</w:t>
+      </w:r>
+    </w:p>
+    <w:p>
+      <w:pPr>
+        <w:shd w:val="clear" w:color="auto" w:fill="121314"/>
+        <w:spacing w:after="0" w:line="168" w:lineRule="atLeast"/>
+        <w:rPr>
+          <w:rFonts w:ascii="Consolas" w:eastAsia="Times New Roman" w:hAnsi="Consolas" w:cs="Times New Roman"/>
+          <w:color w:val="BBBEBF"/>
+          <w:sz w:val="12"/>
+          <w:szCs w:val="12"/>
+        </w:rPr>
+      </w:pPr>
+      <w:r>
+        <w:rPr>
+          <w:rFonts w:ascii="Consolas" w:eastAsia="Times New Roman" w:hAnsi="Consolas" w:cs="Times New Roman"/>
+          <w:color w:val="BBBEBF"/>
+          <w:sz w:val="12"/>
+          <w:szCs w:val="12"/>
+        </w:rPr>
+        <w:t xml:space="preserve">            </w:t>
+      </w:r>
+      <w:r>
+        <w:rPr>
+          <w:rFonts w:ascii="Consolas" w:eastAsia="Times New Roman" w:hAnsi="Consolas" w:cs="Times New Roman"/>
+          <w:color w:val="A5D6FF"/>
+          <w:sz w:val="12"/>
+          <w:szCs w:val="12"/>
+        </w:rPr>
+        <w:t>'</w:t>
+      </w:r>
+      <w:proofErr w:type="spellStart"/>
+      <w:r>
+        <w:rPr>
+          <w:rFonts w:ascii="Consolas" w:eastAsia="Times New Roman" w:hAnsi="Consolas" w:cs="Times New Roman"/>
+          <w:color w:val="A5D6FF"/>
+          <w:sz w:val="12"/>
+          <w:szCs w:val="12"/>
+        </w:rPr>
+        <w:t>ResourceType</w:t>
+      </w:r>
+      <w:proofErr w:type="spellEnd"/>
+      <w:r>
+        <w:rPr>
+          <w:rFonts w:ascii="Consolas" w:eastAsia="Times New Roman" w:hAnsi="Consolas" w:cs="Times New Roman"/>
+          <w:color w:val="A5D6FF"/>
+          <w:sz w:val="12"/>
+          <w:szCs w:val="12"/>
+        </w:rPr>
+        <w:t>'</w:t>
+      </w:r>
+      <w:r>
+        <w:rPr>
+          <w:rFonts w:ascii="Consolas" w:eastAsia="Times New Roman" w:hAnsi="Consolas" w:cs="Times New Roman"/>
+          <w:color w:val="BBBEBF"/>
+          <w:sz w:val="12"/>
+          <w:szCs w:val="12"/>
+        </w:rPr>
+        <w:t xml:space="preserve">: </w:t>
+      </w:r>
+      <w:r>
+        <w:rPr>
+          <w:rFonts w:ascii="Consolas" w:eastAsia="Times New Roman" w:hAnsi="Consolas" w:cs="Times New Roman"/>
+          <w:color w:val="A5D6FF"/>
+          <w:sz w:val="12"/>
+          <w:szCs w:val="12"/>
+        </w:rPr>
+        <w:t>'instance'</w:t>
+      </w:r>
+      <w:r>
+        <w:rPr>
+          <w:rFonts w:ascii="Consolas" w:eastAsia="Times New Roman" w:hAnsi="Consolas" w:cs="Times New Roman"/>
+          <w:color w:val="BBBEBF"/>
+          <w:sz w:val="12"/>
+          <w:szCs w:val="12"/>
+        </w:rPr>
+        <w:t>,</w:t>
+      </w:r>
+    </w:p>
+    <w:p>
+      <w:pPr>
+        <w:shd w:val="clear" w:color="auto" w:fill="121314"/>
+        <w:spacing w:after="0" w:line="168" w:lineRule="atLeast"/>
+        <w:rPr>
+          <w:rFonts w:ascii="Consolas" w:eastAsia="Times New Roman" w:hAnsi="Consolas" w:cs="Times New Roman"/>
+          <w:color w:val="BBBEBF"/>
+          <w:sz w:val="12"/>
+          <w:szCs w:val="12"/>
+        </w:rPr>
+      </w:pPr>
+      <w:r>
+        <w:rPr>
+          <w:rFonts w:ascii="Consolas" w:eastAsia="Times New Roman" w:hAnsi="Consolas" w:cs="Times New Roman"/>
+          <w:color w:val="BBBEBF"/>
+          <w:sz w:val="12"/>
+          <w:szCs w:val="12"/>
+        </w:rPr>
+        <w:t xml:space="preserve">            </w:t>
+      </w:r>
+      <w:r>
+        <w:rPr>
+          <w:rFonts w:ascii="Consolas" w:eastAsia="Times New Roman" w:hAnsi="Consolas" w:cs="Times New Roman"/>
+          <w:color w:val="A5D6FF"/>
+          <w:sz w:val="12"/>
+          <w:szCs w:val="12"/>
+        </w:rPr>
+        <w:t>'Tags'</w:t>
+      </w:r>
+      <w:r>
+        <w:rPr>
+          <w:rFonts w:ascii="Consolas" w:eastAsia="Times New Roman" w:hAnsi="Consolas" w:cs="Times New Roman"/>
+          <w:color w:val="BBBEBF"/>
+          <w:sz w:val="12"/>
+          <w:szCs w:val="12"/>
+        </w:rPr>
+        <w:t>: [</w:t>
+      </w:r>
+    </w:p>
+    <w:p>
+      <w:pPr>
+        <w:shd w:val="clear" w:color="auto" w:fill="121314"/>
+        <w:spacing w:after="0" w:line="168" w:lineRule="atLeast"/>
+        <w:rPr>
+          <w:rFonts w:ascii="Consolas" w:eastAsia="Times New Roman" w:hAnsi="Consolas" w:cs="Times New Roman"/>
+          <w:color w:val="BBBEBF"/>
+          <w:sz w:val="12"/>
+          <w:szCs w:val="12"/>
+        </w:rPr>
+      </w:pPr>
+      <w:r>
+        <w:rPr>
+          <w:rFonts w:ascii="Consolas" w:eastAsia="Times New Roman" w:hAnsi="Consolas" w:cs="Times New Roman"/>
+          <w:color w:val="BBBEBF"/>
+          <w:sz w:val="12"/>
+          <w:szCs w:val="12"/>
+        </w:rPr>
+        <w:t>                {</w:t>
+      </w:r>
+    </w:p>
+    <w:p>
+      <w:pPr>
+        <w:shd w:val="clear" w:color="auto" w:fill="121314"/>
+        <w:spacing w:after="0" w:line="168" w:lineRule="atLeast"/>
+        <w:rPr>
+          <w:rFonts w:ascii="Consolas" w:eastAsia="Times New Roman" w:hAnsi="Consolas" w:cs="Times New Roman"/>
+          <w:color w:val="BBBEBF"/>
+          <w:sz w:val="12"/>
+          <w:szCs w:val="12"/>
+        </w:rPr>
+      </w:pPr>
+      <w:r>
+        <w:rPr>
+          <w:rFonts w:ascii="Consolas" w:eastAsia="Times New Roman" w:hAnsi="Consolas" w:cs="Times New Roman"/>
+          <w:color w:val="BBBEBF"/>
+          <w:sz w:val="12"/>
+          <w:szCs w:val="12"/>
+        </w:rPr>
+        <w:t xml:space="preserve">                    </w:t>
+      </w:r>
+      <w:r>
+        <w:rPr>
+          <w:rFonts w:ascii="Consolas" w:eastAsia="Times New Roman" w:hAnsi="Consolas" w:cs="Times New Roman"/>
+          <w:color w:val="A5D6FF"/>
+          <w:sz w:val="12"/>
+          <w:szCs w:val="12"/>
+        </w:rPr>
+        <w:t>'Key'</w:t>
+      </w:r>
+      <w:r>
+        <w:rPr>
+          <w:rFonts w:ascii="Consolas" w:eastAsia="Times New Roman" w:hAnsi="Consolas" w:cs="Times New Roman"/>
+          <w:color w:val="BBBEBF"/>
+          <w:sz w:val="12"/>
+          <w:szCs w:val="12"/>
+        </w:rPr>
+        <w:t xml:space="preserve">: </w:t>
+      </w:r>
+      <w:r>
+        <w:rPr>
+          <w:rFonts w:ascii="Consolas" w:eastAsia="Times New Roman" w:hAnsi="Consolas" w:cs="Times New Roman"/>
+          <w:color w:val="A5D6FF"/>
+          <w:sz w:val="12"/>
+          <w:szCs w:val="12"/>
+        </w:rPr>
+        <w:t>'Name'</w:t>
+      </w:r>
+      <w:r>
+        <w:rPr>
+          <w:rFonts w:ascii="Consolas" w:eastAsia="Times New Roman" w:hAnsi="Consolas" w:cs="Times New Roman"/>
+          <w:color w:val="BBBEBF"/>
+          <w:sz w:val="12"/>
+          <w:szCs w:val="12"/>
+        </w:rPr>
+        <w:t>,</w:t>
+      </w:r>
+    </w:p>
+    <w:p>
+      <w:pPr>
+        <w:shd w:val="clear" w:color="auto" w:fill="121314"/>
+        <w:spacing w:after="0" w:line="168" w:lineRule="atLeast"/>
+        <w:rPr>
+          <w:rFonts w:ascii="Consolas" w:eastAsia="Times New Roman" w:hAnsi="Consolas" w:cs="Times New Roman"/>
+          <w:color w:val="BBBEBF"/>
+          <w:sz w:val="12"/>
+          <w:szCs w:val="12"/>
+        </w:rPr>
+      </w:pPr>
+      <w:r>
+        <w:rPr>
+          <w:rFonts w:ascii="Consolas" w:eastAsia="Times New Roman" w:hAnsi="Consolas" w:cs="Times New Roman"/>
+          <w:color w:val="BBBEBF"/>
+          <w:sz w:val="12"/>
+          <w:szCs w:val="12"/>
+        </w:rPr>
+        <w:t xml:space="preserve">                    </w:t>
+      </w:r>
+      <w:r>
+        <w:rPr>
+          <w:rFonts w:ascii="Consolas" w:eastAsia="Times New Roman" w:hAnsi="Consolas" w:cs="Times New Roman"/>
+          <w:color w:val="A5D6FF"/>
+          <w:sz w:val="12"/>
+          <w:szCs w:val="12"/>
+        </w:rPr>
+        <w:t>'Value'</w:t>
+      </w:r>
+      <w:r>
+        <w:rPr>
+          <w:rFonts w:ascii="Consolas" w:eastAsia="Times New Roman" w:hAnsi="Consolas" w:cs="Times New Roman"/>
+          <w:color w:val="BBBEBF"/>
+          <w:sz w:val="12"/>
+          <w:szCs w:val="12"/>
+        </w:rPr>
+        <w:t xml:space="preserve">: </w:t>
+      </w:r>
+      <w:r>
+        <w:rPr>
+          <w:rFonts w:ascii="Consolas" w:eastAsia="Times New Roman" w:hAnsi="Consolas" w:cs="Times New Roman"/>
+          <w:color w:val="A5D6FF"/>
+          <w:sz w:val="12"/>
+          <w:szCs w:val="12"/>
+        </w:rPr>
+        <w:t>'Python-Created-EC2'</w:t>
+      </w:r>
+    </w:p>
+    <w:p>
+      <w:pPr>
+        <w:shd w:val="clear" w:color="auto" w:fill="121314"/>
+        <w:spacing w:after="0" w:line="168" w:lineRule="atLeast"/>
+        <w:rPr>
+          <w:rFonts w:ascii="Consolas" w:eastAsia="Times New Roman" w:hAnsi="Consolas" w:cs="Times New Roman"/>
+          <w:color w:val="BBBEBF"/>
+          <w:sz w:val="12"/>
+          <w:szCs w:val="12"/>
+        </w:rPr>
+      </w:pPr>
+      <w:r>
+        <w:rPr>
+          <w:rFonts w:ascii="Consolas" w:eastAsia="Times New Roman" w:hAnsi="Consolas" w:cs="Times New Roman"/>
+          <w:color w:val="BBBEBF"/>
+          <w:sz w:val="12"/>
+          <w:szCs w:val="12"/>
+        </w:rPr>
+        <w:t>                }</w:t>
+      </w:r>
+    </w:p>
+    <w:p>
+      <w:pPr>
+        <w:shd w:val="clear" w:color="auto" w:fill="121314"/>
+        <w:spacing w:after="0" w:line="168" w:lineRule="atLeast"/>
+        <w:rPr>
+          <w:rFonts w:ascii="Consolas" w:eastAsia="Times New Roman" w:hAnsi="Consolas" w:cs="Times New Roman"/>
+          <w:color w:val="BBBEBF"/>
+          <w:sz w:val="12"/>
+          <w:szCs w:val="12"/>
+        </w:rPr>
+      </w:pPr>
+      <w:r>
+        <w:rPr>
+          <w:rFonts w:ascii="Consolas" w:eastAsia="Times New Roman" w:hAnsi="Consolas" w:cs="Times New Roman"/>
+          <w:color w:val="BBBEBF"/>
+          <w:sz w:val="12"/>
+          <w:szCs w:val="12"/>
+        </w:rPr>
+        <w:t>            ]</w:t>
+      </w:r>
+    </w:p>
+    <w:p>
+      <w:pPr>
+        <w:shd w:val="clear" w:color="auto" w:fill="121314"/>
+        <w:spacing w:after="0" w:line="168" w:lineRule="atLeast"/>
+        <w:rPr>
+          <w:rFonts w:ascii="Consolas" w:eastAsia="Times New Roman" w:hAnsi="Consolas" w:cs="Times New Roman"/>
+          <w:color w:val="BBBEBF"/>
+          <w:sz w:val="12"/>
+          <w:szCs w:val="12"/>
+        </w:rPr>
+      </w:pPr>
+      <w:r>
+        <w:rPr>
+          <w:rFonts w:ascii="Consolas" w:eastAsia="Times New Roman" w:hAnsi="Consolas" w:cs="Times New Roman"/>
+          <w:color w:val="BBBEBF"/>
+          <w:sz w:val="12"/>
+          <w:szCs w:val="12"/>
+        </w:rPr>
+        <w:t>        }</w:t>
+      </w:r>
+    </w:p>
+    <w:p>
+      <w:pPr>
+        <w:shd w:val="clear" w:color="auto" w:fill="121314"/>
+        <w:spacing w:after="0" w:line="168" w:lineRule="atLeast"/>
+        <w:rPr>
+          <w:rFonts w:ascii="Consolas" w:eastAsia="Times New Roman" w:hAnsi="Consolas" w:cs="Times New Roman"/>
+          <w:color w:val="BBBEBF"/>
+          <w:sz w:val="12"/>
+          <w:szCs w:val="12"/>
+        </w:rPr>
+      </w:pPr>
+      <w:r>
+        <w:rPr>
+          <w:rFonts w:ascii="Consolas" w:eastAsia="Times New Roman" w:hAnsi="Consolas" w:cs="Times New Roman"/>
+          <w:color w:val="BBBEBF"/>
+          <w:sz w:val="12"/>
+          <w:szCs w:val="12"/>
+        </w:rPr>
+        <w:t>    ]</w:t>
       </w:r>
     </w:p>
     <w:p>
@@ -471,72 +1897,26 @@
           <w:szCs w:val="12"/>
         </w:rPr>
       </w:pPr>
-      <w:r>
-        <w:rPr>
-          <w:rFonts w:ascii="Consolas" w:eastAsia="Times New Roman" w:hAnsi="Consolas" w:cs="Times New Roman"/>
-          <w:color w:val="BBBEBF"/>
-          <w:sz w:val="12"/>
-          <w:szCs w:val="12"/>
-        </w:rPr>
-        <w:t xml:space="preserve">instances </w:t>
-      </w:r>
-      <w:r>
-        <w:rPr>
-          <w:rFonts w:ascii="Consolas" w:eastAsia="Times New Roman" w:hAnsi="Consolas" w:cs="Times New Roman"/>
-          <w:color w:val="D4D4D4"/>
-          <w:sz w:val="12"/>
-          <w:szCs w:val="12"/>
-        </w:rPr>
-        <w:t>=</w:t>
-      </w:r>
-      <w:r>
-        <w:rPr>
-          <w:rFonts w:ascii="Consolas" w:eastAsia="Times New Roman" w:hAnsi="Consolas" w:cs="Times New Roman"/>
-          <w:color w:val="BBBEBF"/>
-          <w:sz w:val="12"/>
-          <w:szCs w:val="12"/>
-        </w:rPr>
-        <w:t xml:space="preserve"> ec2.create_instances(</w:t>
-      </w:r>
-    </w:p>
-    <w:p>
-      <w:pPr>
-        <w:shd w:val="clear" w:color="auto" w:fill="121314"/>
-        <w:spacing w:after="0" w:line="168" w:lineRule="atLeast"/>
-        <w:rPr>
-          <w:rFonts w:ascii="Consolas" w:eastAsia="Times New Roman" w:hAnsi="Consolas" w:cs="Times New Roman"/>
-          <w:color w:val="BBBEBF"/>
-          <w:sz w:val="12"/>
-          <w:szCs w:val="12"/>
-        </w:rPr>
-      </w:pPr>
-      <w:r>
-        <w:rPr>
-          <w:rFonts w:ascii="Consolas" w:eastAsia="Times New Roman" w:hAnsi="Consolas" w:cs="Times New Roman"/>
-          <w:color w:val="BBBEBF"/>
-          <w:sz w:val="12"/>
-          <w:szCs w:val="12"/>
-        </w:rPr>
-        <w:t xml:space="preserve">    </w:t>
-      </w:r>
-      <w:r>
-        <w:rPr>
-          <w:rFonts w:ascii="Consolas" w:eastAsia="Times New Roman" w:hAnsi="Consolas" w:cs="Times New Roman"/>
-          <w:color w:val="FFA657"/>
-          <w:sz w:val="12"/>
-          <w:szCs w:val="12"/>
-        </w:rPr>
-        <w:t>ImageId</w:t>
-      </w:r>
-      <w:r>
-        <w:rPr>
-          <w:rFonts w:ascii="Consolas" w:eastAsia="Times New Roman" w:hAnsi="Consolas" w:cs="Times New Roman"/>
-          <w:color w:val="D4D4D4"/>
-          <w:sz w:val="12"/>
-          <w:szCs w:val="12"/>
-        </w:rPr>
-        <w:t>=</w:t>
-      </w:r>
+      <w:proofErr w:type="gramStart"/>
+      <w:r>
+        <w:rPr>
+          <w:rFonts w:ascii="Consolas" w:eastAsia="Times New Roman" w:hAnsi="Consolas" w:cs="Times New Roman"/>
+          <w:color w:val="DCDCAA"/>
+          <w:sz w:val="12"/>
+          <w:szCs w:val="12"/>
+        </w:rPr>
+        <w:t>print</w:t>
+      </w:r>
+      <w:r>
+        <w:rPr>
+          <w:rFonts w:ascii="Consolas" w:eastAsia="Times New Roman" w:hAnsi="Consolas" w:cs="Times New Roman"/>
+          <w:color w:val="BBBEBF"/>
+          <w:sz w:val="12"/>
+          <w:szCs w:val="12"/>
+        </w:rPr>
+        <w:t>(</w:t>
+      </w:r>
+      <w:proofErr w:type="gramEnd"/>
       <w:r>
         <w:rPr>
           <w:rFonts w:ascii="Consolas" w:eastAsia="Times New Roman" w:hAnsi="Consolas" w:cs="Times New Roman"/>
@@ -544,64 +1924,66 @@
           <w:sz w:val="12"/>
           <w:szCs w:val="12"/>
         </w:rPr>
-        <w:t>'ami-0bdc7d025135d7b49'</w:t>
-      </w:r>
-      <w:r>
-        <w:rPr>
-          <w:rFonts w:ascii="Consolas" w:eastAsia="Times New Roman" w:hAnsi="Consolas" w:cs="Times New Roman"/>
-          <w:color w:val="BBBEBF"/>
-          <w:sz w:val="12"/>
-          <w:szCs w:val="12"/>
-        </w:rPr>
-        <w:t>,  </w:t>
-      </w:r>
-      <w:r>
-        <w:rPr>
-          <w:rFonts w:ascii="Consolas" w:eastAsia="Times New Roman" w:hAnsi="Consolas" w:cs="Times New Roman"/>
-          <w:color w:val="8B949E"/>
-          <w:sz w:val="12"/>
-          <w:szCs w:val="12"/>
-        </w:rPr>
-        <w:t># Replace with your AMI ID</w:t>
-      </w:r>
-    </w:p>
-    <w:p>
-      <w:pPr>
-        <w:shd w:val="clear" w:color="auto" w:fill="121314"/>
-        <w:spacing w:after="0" w:line="168" w:lineRule="atLeast"/>
-        <w:rPr>
-          <w:rFonts w:ascii="Consolas" w:eastAsia="Times New Roman" w:hAnsi="Consolas" w:cs="Times New Roman"/>
-          <w:color w:val="BBBEBF"/>
-          <w:sz w:val="12"/>
-          <w:szCs w:val="12"/>
-        </w:rPr>
-      </w:pPr>
-      <w:r>
-        <w:rPr>
-          <w:rFonts w:ascii="Consolas" w:eastAsia="Times New Roman" w:hAnsi="Consolas" w:cs="Times New Roman"/>
-          <w:color w:val="BBBEBF"/>
-          <w:sz w:val="12"/>
-          <w:szCs w:val="12"/>
-        </w:rPr>
-        <w:t xml:space="preserve">    </w:t>
-      </w:r>
-      <w:r>
-        <w:rPr>
-          <w:rFonts w:ascii="Consolas" w:eastAsia="Times New Roman" w:hAnsi="Consolas" w:cs="Times New Roman"/>
-          <w:color w:val="FFA657"/>
-          <w:sz w:val="12"/>
-          <w:szCs w:val="12"/>
-        </w:rPr>
-        <w:t>MinCount</w:t>
-      </w:r>
-      <w:r>
-        <w:rPr>
-          <w:rFonts w:ascii="Consolas" w:eastAsia="Times New Roman" w:hAnsi="Consolas" w:cs="Times New Roman"/>
-          <w:color w:val="D4D4D4"/>
-          <w:sz w:val="12"/>
-          <w:szCs w:val="12"/>
-        </w:rPr>
-        <w:t>=</w:t>
+        <w:t>"Instance created successfully!"</w:t>
+      </w:r>
+      <w:r>
+        <w:rPr>
+          <w:rFonts w:ascii="Consolas" w:eastAsia="Times New Roman" w:hAnsi="Consolas" w:cs="Times New Roman"/>
+          <w:color w:val="BBBEBF"/>
+          <w:sz w:val="12"/>
+          <w:szCs w:val="12"/>
+        </w:rPr>
+        <w:t>)</w:t>
+      </w:r>
+    </w:p>
+    <w:p>
+      <w:pPr>
+        <w:shd w:val="clear" w:color="auto" w:fill="121314"/>
+        <w:spacing w:after="0" w:line="168" w:lineRule="atLeast"/>
+        <w:rPr>
+          <w:rFonts w:ascii="Consolas" w:eastAsia="Times New Roman" w:hAnsi="Consolas" w:cs="Times New Roman"/>
+          <w:color w:val="BBBEBF"/>
+          <w:sz w:val="12"/>
+          <w:szCs w:val="12"/>
+        </w:rPr>
+      </w:pPr>
+      <w:proofErr w:type="gramStart"/>
+      <w:r>
+        <w:rPr>
+          <w:rFonts w:ascii="Consolas" w:eastAsia="Times New Roman" w:hAnsi="Consolas" w:cs="Times New Roman"/>
+          <w:color w:val="DCDCAA"/>
+          <w:sz w:val="12"/>
+          <w:szCs w:val="12"/>
+        </w:rPr>
+        <w:t>print</w:t>
+      </w:r>
+      <w:r>
+        <w:rPr>
+          <w:rFonts w:ascii="Consolas" w:eastAsia="Times New Roman" w:hAnsi="Consolas" w:cs="Times New Roman"/>
+          <w:color w:val="BBBEBF"/>
+          <w:sz w:val="12"/>
+          <w:szCs w:val="12"/>
+        </w:rPr>
+        <w:t>(</w:t>
+      </w:r>
+      <w:proofErr w:type="gramEnd"/>
+      <w:r>
+        <w:rPr>
+          <w:rFonts w:ascii="Consolas" w:eastAsia="Times New Roman" w:hAnsi="Consolas" w:cs="Times New Roman"/>
+          <w:color w:val="A5D6FF"/>
+          <w:sz w:val="12"/>
+          <w:szCs w:val="12"/>
+        </w:rPr>
+        <w:t>"Instance ID:"</w:t>
+      </w:r>
+      <w:r>
+        <w:rPr>
+          <w:rFonts w:ascii="Consolas" w:eastAsia="Times New Roman" w:hAnsi="Consolas" w:cs="Times New Roman"/>
+          <w:color w:val="BBBEBF"/>
+          <w:sz w:val="12"/>
+          <w:szCs w:val="12"/>
+        </w:rPr>
+        <w:t>, instances[</w:t>
       </w:r>
       <w:r>
         <w:rPr>
@@ -610,333 +1992,6 @@
           <w:sz w:val="12"/>
           <w:szCs w:val="12"/>
         </w:rPr>
-        <w:t>1</w:t>
-      </w:r>
-      <w:r>
-        <w:rPr>
-          <w:rFonts w:ascii="Consolas" w:eastAsia="Times New Roman" w:hAnsi="Consolas" w:cs="Times New Roman"/>
-          <w:color w:val="BBBEBF"/>
-          <w:sz w:val="12"/>
-          <w:szCs w:val="12"/>
-        </w:rPr>
-        <w:t>,</w:t>
-      </w:r>
-    </w:p>
-    <w:p>
-      <w:pPr>
-        <w:shd w:val="clear" w:color="auto" w:fill="121314"/>
-        <w:spacing w:after="0" w:line="168" w:lineRule="atLeast"/>
-        <w:rPr>
-          <w:rFonts w:ascii="Consolas" w:eastAsia="Times New Roman" w:hAnsi="Consolas" w:cs="Times New Roman"/>
-          <w:color w:val="BBBEBF"/>
-          <w:sz w:val="12"/>
-          <w:szCs w:val="12"/>
-        </w:rPr>
-      </w:pPr>
-      <w:r>
-        <w:rPr>
-          <w:rFonts w:ascii="Consolas" w:eastAsia="Times New Roman" w:hAnsi="Consolas" w:cs="Times New Roman"/>
-          <w:color w:val="BBBEBF"/>
-          <w:sz w:val="12"/>
-          <w:szCs w:val="12"/>
-        </w:rPr>
-        <w:t xml:space="preserve">    </w:t>
-      </w:r>
-      <w:r>
-        <w:rPr>
-          <w:rFonts w:ascii="Consolas" w:eastAsia="Times New Roman" w:hAnsi="Consolas" w:cs="Times New Roman"/>
-          <w:color w:val="FFA657"/>
-          <w:sz w:val="12"/>
-          <w:szCs w:val="12"/>
-        </w:rPr>
-        <w:t>MaxCount</w:t>
-      </w:r>
-      <w:r>
-        <w:rPr>
-          <w:rFonts w:ascii="Consolas" w:eastAsia="Times New Roman" w:hAnsi="Consolas" w:cs="Times New Roman"/>
-          <w:color w:val="D4D4D4"/>
-          <w:sz w:val="12"/>
-          <w:szCs w:val="12"/>
-        </w:rPr>
-        <w:t>=</w:t>
-      </w:r>
-      <w:r>
-        <w:rPr>
-          <w:rFonts w:ascii="Consolas" w:eastAsia="Times New Roman" w:hAnsi="Consolas" w:cs="Times New Roman"/>
-          <w:color w:val="B5CEA8"/>
-          <w:sz w:val="12"/>
-          <w:szCs w:val="12"/>
-        </w:rPr>
-        <w:t>1</w:t>
-      </w:r>
-      <w:r>
-        <w:rPr>
-          <w:rFonts w:ascii="Consolas" w:eastAsia="Times New Roman" w:hAnsi="Consolas" w:cs="Times New Roman"/>
-          <w:color w:val="BBBEBF"/>
-          <w:sz w:val="12"/>
-          <w:szCs w:val="12"/>
-        </w:rPr>
-        <w:t>,</w:t>
-      </w:r>
-    </w:p>
-    <w:p>
-      <w:pPr>
-        <w:shd w:val="clear" w:color="auto" w:fill="121314"/>
-        <w:spacing w:after="0" w:line="168" w:lineRule="atLeast"/>
-        <w:rPr>
-          <w:rFonts w:ascii="Consolas" w:eastAsia="Times New Roman" w:hAnsi="Consolas" w:cs="Times New Roman"/>
-          <w:color w:val="BBBEBF"/>
-          <w:sz w:val="12"/>
-          <w:szCs w:val="12"/>
-        </w:rPr>
-      </w:pPr>
-      <w:r>
-        <w:rPr>
-          <w:rFonts w:ascii="Consolas" w:eastAsia="Times New Roman" w:hAnsi="Consolas" w:cs="Times New Roman"/>
-          <w:color w:val="BBBEBF"/>
-          <w:sz w:val="12"/>
-          <w:szCs w:val="12"/>
-        </w:rPr>
-        <w:t xml:space="preserve">    </w:t>
-      </w:r>
-      <w:r>
-        <w:rPr>
-          <w:rFonts w:ascii="Consolas" w:eastAsia="Times New Roman" w:hAnsi="Consolas" w:cs="Times New Roman"/>
-          <w:color w:val="FFA657"/>
-          <w:sz w:val="12"/>
-          <w:szCs w:val="12"/>
-        </w:rPr>
-        <w:t>InstanceType</w:t>
-      </w:r>
-      <w:r>
-        <w:rPr>
-          <w:rFonts w:ascii="Consolas" w:eastAsia="Times New Roman" w:hAnsi="Consolas" w:cs="Times New Roman"/>
-          <w:color w:val="D4D4D4"/>
-          <w:sz w:val="12"/>
-          <w:szCs w:val="12"/>
-        </w:rPr>
-        <w:t>=</w:t>
-      </w:r>
-      <w:r>
-        <w:rPr>
-          <w:rFonts w:ascii="Consolas" w:eastAsia="Times New Roman" w:hAnsi="Consolas" w:cs="Times New Roman"/>
-          <w:color w:val="A5D6FF"/>
-          <w:sz w:val="12"/>
-          <w:szCs w:val="12"/>
-        </w:rPr>
-        <w:t>'t3.micro'</w:t>
-      </w:r>
-      <w:r>
-        <w:rPr>
-          <w:rFonts w:ascii="Consolas" w:eastAsia="Times New Roman" w:hAnsi="Consolas" w:cs="Times New Roman"/>
-          <w:color w:val="BBBEBF"/>
-          <w:sz w:val="12"/>
-          <w:szCs w:val="12"/>
-        </w:rPr>
-        <w:t>,</w:t>
-      </w:r>
-    </w:p>
-    <w:p>
-      <w:pPr>
-        <w:shd w:val="clear" w:color="auto" w:fill="121314"/>
-        <w:spacing w:after="0" w:line="168" w:lineRule="atLeast"/>
-        <w:rPr>
-          <w:rFonts w:ascii="Consolas" w:eastAsia="Times New Roman" w:hAnsi="Consolas" w:cs="Times New Roman"/>
-          <w:color w:val="BBBEBF"/>
-          <w:sz w:val="12"/>
-          <w:szCs w:val="12"/>
-        </w:rPr>
-      </w:pPr>
-      <w:r>
-        <w:rPr>
-          <w:rFonts w:ascii="Consolas" w:eastAsia="Times New Roman" w:hAnsi="Consolas" w:cs="Times New Roman"/>
-          <w:color w:val="BBBEBF"/>
-          <w:sz w:val="12"/>
-          <w:szCs w:val="12"/>
-        </w:rPr>
-        <w:t xml:space="preserve">    </w:t>
-      </w:r>
-      <w:r>
-        <w:rPr>
-          <w:rFonts w:ascii="Consolas" w:eastAsia="Times New Roman" w:hAnsi="Consolas" w:cs="Times New Roman"/>
-          <w:color w:val="FFA657"/>
-          <w:sz w:val="12"/>
-          <w:szCs w:val="12"/>
-        </w:rPr>
-        <w:t>KeyName</w:t>
-      </w:r>
-      <w:r>
-        <w:rPr>
-          <w:rFonts w:ascii="Consolas" w:eastAsia="Times New Roman" w:hAnsi="Consolas" w:cs="Times New Roman"/>
-          <w:color w:val="D4D4D4"/>
-          <w:sz w:val="12"/>
-          <w:szCs w:val="12"/>
-        </w:rPr>
-        <w:t>=</w:t>
-      </w:r>
-      <w:r>
-        <w:rPr>
-          <w:rFonts w:ascii="Consolas" w:eastAsia="Times New Roman" w:hAnsi="Consolas" w:cs="Times New Roman"/>
-          <w:color w:val="A5D6FF"/>
-          <w:sz w:val="12"/>
-          <w:szCs w:val="12"/>
-        </w:rPr>
-        <w:t>'KeyNv'</w:t>
-      </w:r>
-      <w:r>
-        <w:rPr>
-          <w:rFonts w:ascii="Consolas" w:eastAsia="Times New Roman" w:hAnsi="Consolas" w:cs="Times New Roman"/>
-          <w:color w:val="BBBEBF"/>
-          <w:sz w:val="12"/>
-          <w:szCs w:val="12"/>
-        </w:rPr>
-        <w:t xml:space="preserve">,     </w:t>
-      </w:r>
-      <w:r>
-        <w:rPr>
-          <w:rFonts w:ascii="Consolas" w:eastAsia="Times New Roman" w:hAnsi="Consolas" w:cs="Times New Roman"/>
-          <w:color w:val="8B949E"/>
-          <w:sz w:val="12"/>
-          <w:szCs w:val="12"/>
-        </w:rPr>
-        <w:t># Replace with your Key Pair name</w:t>
-      </w:r>
-    </w:p>
-    <w:p>
-      <w:pPr>
-        <w:shd w:val="clear" w:color="auto" w:fill="121314"/>
-        <w:spacing w:after="0" w:line="168" w:lineRule="atLeast"/>
-        <w:rPr>
-          <w:rFonts w:ascii="Consolas" w:eastAsia="Times New Roman" w:hAnsi="Consolas" w:cs="Times New Roman"/>
-          <w:color w:val="BBBEBF"/>
-          <w:sz w:val="12"/>
-          <w:szCs w:val="12"/>
-        </w:rPr>
-      </w:pPr>
-      <w:r>
-        <w:rPr>
-          <w:rFonts w:ascii="Consolas" w:eastAsia="Times New Roman" w:hAnsi="Consolas" w:cs="Times New Roman"/>
-          <w:color w:val="BBBEBF"/>
-          <w:sz w:val="12"/>
-          <w:szCs w:val="12"/>
-        </w:rPr>
-        <w:t xml:space="preserve">    </w:t>
-      </w:r>
-    </w:p>
-    <w:p>
-      <w:pPr>
-        <w:shd w:val="clear" w:color="auto" w:fill="121314"/>
-        <w:spacing w:after="0" w:line="168" w:lineRule="atLeast"/>
-        <w:rPr>
-          <w:rFonts w:ascii="Consolas" w:eastAsia="Times New Roman" w:hAnsi="Consolas" w:cs="Times New Roman"/>
-          <w:color w:val="BBBEBF"/>
-          <w:sz w:val="12"/>
-          <w:szCs w:val="12"/>
-        </w:rPr>
-      </w:pPr>
-      <w:r>
-        <w:rPr>
-          <w:rFonts w:ascii="Consolas" w:eastAsia="Times New Roman" w:hAnsi="Consolas" w:cs="Times New Roman"/>
-          <w:color w:val="BBBEBF"/>
-          <w:sz w:val="12"/>
-          <w:szCs w:val="12"/>
-        </w:rPr>
-        <w:t xml:space="preserve">    </w:t>
-      </w:r>
-      <w:r>
-        <w:rPr>
-          <w:rFonts w:ascii="Consolas" w:eastAsia="Times New Roman" w:hAnsi="Consolas" w:cs="Times New Roman"/>
-          <w:color w:val="FFA657"/>
-          <w:sz w:val="12"/>
-          <w:szCs w:val="12"/>
-        </w:rPr>
-        <w:t>NetworkInterfaces</w:t>
-      </w:r>
-      <w:r>
-        <w:rPr>
-          <w:rFonts w:ascii="Consolas" w:eastAsia="Times New Roman" w:hAnsi="Consolas" w:cs="Times New Roman"/>
-          <w:color w:val="D4D4D4"/>
-          <w:sz w:val="12"/>
-          <w:szCs w:val="12"/>
-        </w:rPr>
-        <w:t>=</w:t>
-      </w:r>
-      <w:r>
-        <w:rPr>
-          <w:rFonts w:ascii="Consolas" w:eastAsia="Times New Roman" w:hAnsi="Consolas" w:cs="Times New Roman"/>
-          <w:color w:val="BBBEBF"/>
-          <w:sz w:val="12"/>
-          <w:szCs w:val="12"/>
-        </w:rPr>
-        <w:t>[</w:t>
-      </w:r>
-    </w:p>
-    <w:p>
-      <w:pPr>
-        <w:shd w:val="clear" w:color="auto" w:fill="121314"/>
-        <w:spacing w:after="0" w:line="168" w:lineRule="atLeast"/>
-        <w:rPr>
-          <w:rFonts w:ascii="Consolas" w:eastAsia="Times New Roman" w:hAnsi="Consolas" w:cs="Times New Roman"/>
-          <w:color w:val="BBBEBF"/>
-          <w:sz w:val="12"/>
-          <w:szCs w:val="12"/>
-        </w:rPr>
-      </w:pPr>
-      <w:r>
-        <w:rPr>
-          <w:rFonts w:ascii="Consolas" w:eastAsia="Times New Roman" w:hAnsi="Consolas" w:cs="Times New Roman"/>
-          <w:color w:val="BBBEBF"/>
-          <w:sz w:val="12"/>
-          <w:szCs w:val="12"/>
-        </w:rPr>
-        <w:t>        {</w:t>
-      </w:r>
-    </w:p>
-    <w:p>
-      <w:pPr>
-        <w:shd w:val="clear" w:color="auto" w:fill="121314"/>
-        <w:spacing w:after="0" w:line="168" w:lineRule="atLeast"/>
-        <w:rPr>
-          <w:rFonts w:ascii="Consolas" w:eastAsia="Times New Roman" w:hAnsi="Consolas" w:cs="Times New Roman"/>
-          <w:color w:val="BBBEBF"/>
-          <w:sz w:val="12"/>
-          <w:szCs w:val="12"/>
-        </w:rPr>
-      </w:pPr>
-      <w:r>
-        <w:rPr>
-          <w:rFonts w:ascii="Consolas" w:eastAsia="Times New Roman" w:hAnsi="Consolas" w:cs="Times New Roman"/>
-          <w:color w:val="BBBEBF"/>
-          <w:sz w:val="12"/>
-          <w:szCs w:val="12"/>
-        </w:rPr>
-        <w:t xml:space="preserve">            </w:t>
-      </w:r>
-      <w:r>
-        <w:rPr>
-          <w:rFonts w:ascii="Consolas" w:eastAsia="Times New Roman" w:hAnsi="Consolas" w:cs="Times New Roman"/>
-          <w:color w:val="A5D6FF"/>
-          <w:sz w:val="12"/>
-          <w:szCs w:val="12"/>
-        </w:rPr>
-        <w:t>"DeviceIndex"</w:t>
-      </w:r>
-      <w:r>
-        <w:rPr>
-          <w:rFonts w:ascii="Consolas" w:eastAsia="Times New Roman" w:hAnsi="Consolas" w:cs="Times New Roman"/>
-          <w:color w:val="BBBEBF"/>
-          <w:sz w:val="12"/>
-          <w:szCs w:val="12"/>
-        </w:rPr>
-        <w:t xml:space="preserve">: </w:t>
-      </w:r>
-      <w:r>
-        <w:rPr>
-          <w:rFonts w:ascii="Consolas" w:eastAsia="Times New Roman" w:hAnsi="Consolas" w:cs="Times New Roman"/>
-          <w:color w:val="B5CEA8"/>
-          <w:sz w:val="12"/>
-          <w:szCs w:val="12"/>
-        </w:rPr>
         <w:t>0</w:t>
       </w:r>
       <w:r>
@@ -946,793 +2001,18 @@
           <w:sz w:val="12"/>
           <w:szCs w:val="12"/>
         </w:rPr>
-        <w:t>,</w:t>
-      </w:r>
-    </w:p>
-    <w:p>
-      <w:pPr>
-        <w:shd w:val="clear" w:color="auto" w:fill="121314"/>
-        <w:spacing w:after="0" w:line="168" w:lineRule="atLeast"/>
-        <w:rPr>
-          <w:rFonts w:ascii="Consolas" w:eastAsia="Times New Roman" w:hAnsi="Consolas" w:cs="Times New Roman"/>
-          <w:color w:val="BBBEBF"/>
-          <w:sz w:val="12"/>
-          <w:szCs w:val="12"/>
-        </w:rPr>
-      </w:pPr>
-      <w:r>
-        <w:rPr>
-          <w:rFonts w:ascii="Consolas" w:eastAsia="Times New Roman" w:hAnsi="Consolas" w:cs="Times New Roman"/>
-          <w:color w:val="BBBEBF"/>
-          <w:sz w:val="12"/>
-          <w:szCs w:val="12"/>
-        </w:rPr>
-        <w:t xml:space="preserve">            </w:t>
-      </w:r>
-      <w:r>
-        <w:rPr>
-          <w:rFonts w:ascii="Consolas" w:eastAsia="Times New Roman" w:hAnsi="Consolas" w:cs="Times New Roman"/>
-          <w:color w:val="A5D6FF"/>
-          <w:sz w:val="12"/>
-          <w:szCs w:val="12"/>
-        </w:rPr>
-        <w:t>"SubnetId"</w:t>
-      </w:r>
-      <w:r>
-        <w:rPr>
-          <w:rFonts w:ascii="Consolas" w:eastAsia="Times New Roman" w:hAnsi="Consolas" w:cs="Times New Roman"/>
-          <w:color w:val="BBBEBF"/>
-          <w:sz w:val="12"/>
-          <w:szCs w:val="12"/>
-        </w:rPr>
-        <w:t xml:space="preserve">: </w:t>
-      </w:r>
-      <w:r>
-        <w:rPr>
-          <w:rFonts w:ascii="Consolas" w:eastAsia="Times New Roman" w:hAnsi="Consolas" w:cs="Times New Roman"/>
-          <w:color w:val="A5D6FF"/>
-          <w:sz w:val="12"/>
-          <w:szCs w:val="12"/>
-        </w:rPr>
-        <w:t>"subnet-0af332bff2206ab95"</w:t>
-      </w:r>
-      <w:r>
-        <w:rPr>
-          <w:rFonts w:ascii="Consolas" w:eastAsia="Times New Roman" w:hAnsi="Consolas" w:cs="Times New Roman"/>
-          <w:color w:val="BBBEBF"/>
-          <w:sz w:val="12"/>
-          <w:szCs w:val="12"/>
-        </w:rPr>
-        <w:t>,</w:t>
-      </w:r>
-    </w:p>
-    <w:p>
-      <w:pPr>
-        <w:shd w:val="clear" w:color="auto" w:fill="121314"/>
-        <w:spacing w:after="0" w:line="168" w:lineRule="atLeast"/>
-        <w:rPr>
-          <w:rFonts w:ascii="Consolas" w:eastAsia="Times New Roman" w:hAnsi="Consolas" w:cs="Times New Roman"/>
-          <w:color w:val="BBBEBF"/>
-          <w:sz w:val="12"/>
-          <w:szCs w:val="12"/>
-        </w:rPr>
-      </w:pPr>
-      <w:r>
-        <w:rPr>
-          <w:rFonts w:ascii="Consolas" w:eastAsia="Times New Roman" w:hAnsi="Consolas" w:cs="Times New Roman"/>
-          <w:color w:val="BBBEBF"/>
-          <w:sz w:val="12"/>
-          <w:szCs w:val="12"/>
-        </w:rPr>
-        <w:t xml:space="preserve">            </w:t>
-      </w:r>
-      <w:r>
-        <w:rPr>
-          <w:rFonts w:ascii="Consolas" w:eastAsia="Times New Roman" w:hAnsi="Consolas" w:cs="Times New Roman"/>
-          <w:color w:val="A5D6FF"/>
-          <w:sz w:val="12"/>
-          <w:szCs w:val="12"/>
-        </w:rPr>
-        <w:t>"AssociatePublicIpAddress"</w:t>
-      </w:r>
-      <w:r>
-        <w:rPr>
-          <w:rFonts w:ascii="Consolas" w:eastAsia="Times New Roman" w:hAnsi="Consolas" w:cs="Times New Roman"/>
-          <w:color w:val="BBBEBF"/>
-          <w:sz w:val="12"/>
-          <w:szCs w:val="12"/>
-        </w:rPr>
-        <w:t xml:space="preserve">: </w:t>
-      </w:r>
-      <w:r>
-        <w:rPr>
-          <w:rFonts w:ascii="Consolas" w:eastAsia="Times New Roman" w:hAnsi="Consolas" w:cs="Times New Roman"/>
-          <w:color w:val="569CD6"/>
-          <w:sz w:val="12"/>
-          <w:szCs w:val="12"/>
-        </w:rPr>
-        <w:t>True</w:t>
-      </w:r>
-      <w:r>
-        <w:rPr>
-          <w:rFonts w:ascii="Consolas" w:eastAsia="Times New Roman" w:hAnsi="Consolas" w:cs="Times New Roman"/>
-          <w:color w:val="BBBEBF"/>
-          <w:sz w:val="12"/>
-          <w:szCs w:val="12"/>
-        </w:rPr>
-        <w:t>,</w:t>
-      </w:r>
-    </w:p>
-    <w:p>
-      <w:pPr>
-        <w:shd w:val="clear" w:color="auto" w:fill="121314"/>
-        <w:spacing w:after="0" w:line="168" w:lineRule="atLeast"/>
-        <w:rPr>
-          <w:rFonts w:ascii="Consolas" w:eastAsia="Times New Roman" w:hAnsi="Consolas" w:cs="Times New Roman"/>
-          <w:color w:val="BBBEBF"/>
-          <w:sz w:val="12"/>
-          <w:szCs w:val="12"/>
-        </w:rPr>
-      </w:pPr>
-      <w:r>
-        <w:rPr>
-          <w:rFonts w:ascii="Consolas" w:eastAsia="Times New Roman" w:hAnsi="Consolas" w:cs="Times New Roman"/>
-          <w:color w:val="BBBEBF"/>
-          <w:sz w:val="12"/>
-          <w:szCs w:val="12"/>
-        </w:rPr>
-        <w:t xml:space="preserve">            </w:t>
-      </w:r>
-      <w:r>
-        <w:rPr>
-          <w:rFonts w:ascii="Consolas" w:eastAsia="Times New Roman" w:hAnsi="Consolas" w:cs="Times New Roman"/>
-          <w:color w:val="A5D6FF"/>
-          <w:sz w:val="12"/>
-          <w:szCs w:val="12"/>
-        </w:rPr>
-        <w:t>"Groups"</w:t>
-      </w:r>
-      <w:r>
-        <w:rPr>
-          <w:rFonts w:ascii="Consolas" w:eastAsia="Times New Roman" w:hAnsi="Consolas" w:cs="Times New Roman"/>
-          <w:color w:val="BBBEBF"/>
-          <w:sz w:val="12"/>
-          <w:szCs w:val="12"/>
-        </w:rPr>
-        <w:t>: [</w:t>
-      </w:r>
-    </w:p>
-    <w:p>
-      <w:pPr>
-        <w:shd w:val="clear" w:color="auto" w:fill="121314"/>
-        <w:spacing w:after="0" w:line="168" w:lineRule="atLeast"/>
-        <w:rPr>
-          <w:rFonts w:ascii="Consolas" w:eastAsia="Times New Roman" w:hAnsi="Consolas" w:cs="Times New Roman"/>
-          <w:color w:val="BBBEBF"/>
-          <w:sz w:val="12"/>
-          <w:szCs w:val="12"/>
-        </w:rPr>
-      </w:pPr>
-      <w:r>
-        <w:rPr>
-          <w:rFonts w:ascii="Consolas" w:eastAsia="Times New Roman" w:hAnsi="Consolas" w:cs="Times New Roman"/>
-          <w:color w:val="BBBEBF"/>
-          <w:sz w:val="12"/>
-          <w:szCs w:val="12"/>
-        </w:rPr>
-        <w:t xml:space="preserve">                </w:t>
-      </w:r>
-      <w:r>
-        <w:rPr>
-          <w:rFonts w:ascii="Consolas" w:eastAsia="Times New Roman" w:hAnsi="Consolas" w:cs="Times New Roman"/>
-          <w:color w:val="A5D6FF"/>
-          <w:sz w:val="12"/>
-          <w:szCs w:val="12"/>
-        </w:rPr>
-        <w:t>"sg-0c387840f4e73751c"</w:t>
-      </w:r>
-    </w:p>
-    <w:p>
-      <w:pPr>
-        <w:shd w:val="clear" w:color="auto" w:fill="121314"/>
-        <w:spacing w:after="0" w:line="168" w:lineRule="atLeast"/>
-        <w:rPr>
-          <w:rFonts w:ascii="Consolas" w:eastAsia="Times New Roman" w:hAnsi="Consolas" w:cs="Times New Roman"/>
-          <w:color w:val="BBBEBF"/>
-          <w:sz w:val="12"/>
-          <w:szCs w:val="12"/>
-        </w:rPr>
-      </w:pPr>
-      <w:r>
-        <w:rPr>
-          <w:rFonts w:ascii="Consolas" w:eastAsia="Times New Roman" w:hAnsi="Consolas" w:cs="Times New Roman"/>
-          <w:color w:val="BBBEBF"/>
-          <w:sz w:val="12"/>
-          <w:szCs w:val="12"/>
-        </w:rPr>
-        <w:t>            ]</w:t>
-      </w:r>
-    </w:p>
-    <w:p>
-      <w:pPr>
-        <w:shd w:val="clear" w:color="auto" w:fill="121314"/>
-        <w:spacing w:after="0" w:line="168" w:lineRule="atLeast"/>
-        <w:rPr>
-          <w:rFonts w:ascii="Consolas" w:eastAsia="Times New Roman" w:hAnsi="Consolas" w:cs="Times New Roman"/>
-          <w:color w:val="BBBEBF"/>
-          <w:sz w:val="12"/>
-          <w:szCs w:val="12"/>
-        </w:rPr>
-      </w:pPr>
-      <w:r>
-        <w:rPr>
-          <w:rFonts w:ascii="Consolas" w:eastAsia="Times New Roman" w:hAnsi="Consolas" w:cs="Times New Roman"/>
-          <w:color w:val="BBBEBF"/>
-          <w:sz w:val="12"/>
-          <w:szCs w:val="12"/>
-        </w:rPr>
-        <w:t>        }</w:t>
-      </w:r>
-    </w:p>
-    <w:p>
-      <w:pPr>
-        <w:shd w:val="clear" w:color="auto" w:fill="121314"/>
-        <w:spacing w:after="0" w:line="168" w:lineRule="atLeast"/>
-        <w:rPr>
-          <w:rFonts w:ascii="Consolas" w:eastAsia="Times New Roman" w:hAnsi="Consolas" w:cs="Times New Roman"/>
-          <w:color w:val="BBBEBF"/>
-          <w:sz w:val="12"/>
-          <w:szCs w:val="12"/>
-        </w:rPr>
-      </w:pPr>
-      <w:r>
-        <w:rPr>
-          <w:rFonts w:ascii="Consolas" w:eastAsia="Times New Roman" w:hAnsi="Consolas" w:cs="Times New Roman"/>
-          <w:color w:val="BBBEBF"/>
-          <w:sz w:val="12"/>
-          <w:szCs w:val="12"/>
-        </w:rPr>
-        <w:t xml:space="preserve">    ], </w:t>
-      </w:r>
-    </w:p>
-    <w:p>
-      <w:pPr>
-        <w:shd w:val="clear" w:color="auto" w:fill="121314"/>
-        <w:spacing w:after="240" w:line="168" w:lineRule="atLeast"/>
-        <w:rPr>
-          <w:rFonts w:ascii="Consolas" w:eastAsia="Times New Roman" w:hAnsi="Consolas" w:cs="Times New Roman"/>
-          <w:color w:val="BBBEBF"/>
-          <w:sz w:val="12"/>
-          <w:szCs w:val="12"/>
-        </w:rPr>
-      </w:pPr>
-    </w:p>
-    <w:p>
-      <w:pPr>
-        <w:shd w:val="clear" w:color="auto" w:fill="121314"/>
-        <w:spacing w:after="0" w:line="168" w:lineRule="atLeast"/>
-        <w:rPr>
-          <w:rFonts w:ascii="Consolas" w:eastAsia="Times New Roman" w:hAnsi="Consolas" w:cs="Times New Roman"/>
-          <w:color w:val="BBBEBF"/>
-          <w:sz w:val="12"/>
-          <w:szCs w:val="12"/>
-        </w:rPr>
-      </w:pPr>
-      <w:r>
-        <w:rPr>
-          <w:rFonts w:ascii="Consolas" w:eastAsia="Times New Roman" w:hAnsi="Consolas" w:cs="Times New Roman"/>
-          <w:color w:val="BBBEBF"/>
-          <w:sz w:val="12"/>
-          <w:szCs w:val="12"/>
-        </w:rPr>
-        <w:t xml:space="preserve">    </w:t>
-      </w:r>
-      <w:r>
-        <w:rPr>
-          <w:rFonts w:ascii="Consolas" w:eastAsia="Times New Roman" w:hAnsi="Consolas" w:cs="Times New Roman"/>
-          <w:color w:val="FFA657"/>
-          <w:sz w:val="12"/>
-          <w:szCs w:val="12"/>
-        </w:rPr>
-        <w:t>TagSpecifications</w:t>
-      </w:r>
-      <w:r>
-        <w:rPr>
-          <w:rFonts w:ascii="Consolas" w:eastAsia="Times New Roman" w:hAnsi="Consolas" w:cs="Times New Roman"/>
-          <w:color w:val="D4D4D4"/>
-          <w:sz w:val="12"/>
-          <w:szCs w:val="12"/>
-        </w:rPr>
-        <w:t>=</w:t>
-      </w:r>
-      <w:r>
-        <w:rPr>
-          <w:rFonts w:ascii="Consolas" w:eastAsia="Times New Roman" w:hAnsi="Consolas" w:cs="Times New Roman"/>
-          <w:color w:val="BBBEBF"/>
-          <w:sz w:val="12"/>
-          <w:szCs w:val="12"/>
-        </w:rPr>
-        <w:t>[</w:t>
-      </w:r>
-    </w:p>
-    <w:p>
-      <w:pPr>
-        <w:shd w:val="clear" w:color="auto" w:fill="121314"/>
-        <w:spacing w:after="0" w:line="168" w:lineRule="atLeast"/>
-        <w:rPr>
-          <w:rFonts w:ascii="Consolas" w:eastAsia="Times New Roman" w:hAnsi="Consolas" w:cs="Times New Roman"/>
-          <w:color w:val="BBBEBF"/>
-          <w:sz w:val="12"/>
-          <w:szCs w:val="12"/>
-        </w:rPr>
-      </w:pPr>
-      <w:r>
-        <w:rPr>
-          <w:rFonts w:ascii="Consolas" w:eastAsia="Times New Roman" w:hAnsi="Consolas" w:cs="Times New Roman"/>
-          <w:color w:val="BBBEBF"/>
-          <w:sz w:val="12"/>
-          <w:szCs w:val="12"/>
-        </w:rPr>
-        <w:t>        {</w:t>
-      </w:r>
-    </w:p>
-    <w:p>
-      <w:pPr>
-        <w:shd w:val="clear" w:color="auto" w:fill="121314"/>
-        <w:spacing w:after="0" w:line="168" w:lineRule="atLeast"/>
-        <w:rPr>
-          <w:rFonts w:ascii="Consolas" w:eastAsia="Times New Roman" w:hAnsi="Consolas" w:cs="Times New Roman"/>
-          <w:color w:val="BBBEBF"/>
-          <w:sz w:val="12"/>
-          <w:szCs w:val="12"/>
-        </w:rPr>
-      </w:pPr>
-      <w:r>
-        <w:rPr>
-          <w:rFonts w:ascii="Consolas" w:eastAsia="Times New Roman" w:hAnsi="Consolas" w:cs="Times New Roman"/>
-          <w:color w:val="BBBEBF"/>
-          <w:sz w:val="12"/>
-          <w:szCs w:val="12"/>
-        </w:rPr>
-        <w:t xml:space="preserve">            </w:t>
-      </w:r>
-      <w:r>
-        <w:rPr>
-          <w:rFonts w:ascii="Consolas" w:eastAsia="Times New Roman" w:hAnsi="Consolas" w:cs="Times New Roman"/>
-          <w:color w:val="A5D6FF"/>
-          <w:sz w:val="12"/>
-          <w:szCs w:val="12"/>
-        </w:rPr>
-        <w:t>'ResourceType'</w:t>
-      </w:r>
-      <w:r>
-        <w:rPr>
-          <w:rFonts w:ascii="Consolas" w:eastAsia="Times New Roman" w:hAnsi="Consolas" w:cs="Times New Roman"/>
-          <w:color w:val="BBBEBF"/>
-          <w:sz w:val="12"/>
-          <w:szCs w:val="12"/>
-        </w:rPr>
-        <w:t xml:space="preserve">: </w:t>
-      </w:r>
-      <w:r>
-        <w:rPr>
-          <w:rFonts w:ascii="Consolas" w:eastAsia="Times New Roman" w:hAnsi="Consolas" w:cs="Times New Roman"/>
-          <w:color w:val="A5D6FF"/>
-          <w:sz w:val="12"/>
-          <w:szCs w:val="12"/>
-        </w:rPr>
-        <w:t>'instance'</w:t>
-      </w:r>
-      <w:r>
-        <w:rPr>
-          <w:rFonts w:ascii="Consolas" w:eastAsia="Times New Roman" w:hAnsi="Consolas" w:cs="Times New Roman"/>
-          <w:color w:val="BBBEBF"/>
-          <w:sz w:val="12"/>
-          <w:szCs w:val="12"/>
-        </w:rPr>
-        <w:t>,</w:t>
-      </w:r>
-    </w:p>
-    <w:p>
-      <w:pPr>
-        <w:shd w:val="clear" w:color="auto" w:fill="121314"/>
-        <w:spacing w:after="0" w:line="168" w:lineRule="atLeast"/>
-        <w:rPr>
-          <w:rFonts w:ascii="Consolas" w:eastAsia="Times New Roman" w:hAnsi="Consolas" w:cs="Times New Roman"/>
-          <w:color w:val="BBBEBF"/>
-          <w:sz w:val="12"/>
-          <w:szCs w:val="12"/>
-        </w:rPr>
-      </w:pPr>
-      <w:r>
-        <w:rPr>
-          <w:rFonts w:ascii="Consolas" w:eastAsia="Times New Roman" w:hAnsi="Consolas" w:cs="Times New Roman"/>
-          <w:color w:val="BBBEBF"/>
-          <w:sz w:val="12"/>
-          <w:szCs w:val="12"/>
-        </w:rPr>
-        <w:t xml:space="preserve">            </w:t>
-      </w:r>
-      <w:r>
-        <w:rPr>
-          <w:rFonts w:ascii="Consolas" w:eastAsia="Times New Roman" w:hAnsi="Consolas" w:cs="Times New Roman"/>
-          <w:color w:val="A5D6FF"/>
-          <w:sz w:val="12"/>
-          <w:szCs w:val="12"/>
-        </w:rPr>
-        <w:t>'Tags'</w:t>
-      </w:r>
-      <w:r>
-        <w:rPr>
-          <w:rFonts w:ascii="Consolas" w:eastAsia="Times New Roman" w:hAnsi="Consolas" w:cs="Times New Roman"/>
-          <w:color w:val="BBBEBF"/>
-          <w:sz w:val="12"/>
-          <w:szCs w:val="12"/>
-        </w:rPr>
-        <w:t>: [</w:t>
-      </w:r>
-    </w:p>
-    <w:p>
-      <w:pPr>
-        <w:shd w:val="clear" w:color="auto" w:fill="121314"/>
-        <w:spacing w:after="0" w:line="168" w:lineRule="atLeast"/>
-        <w:rPr>
-          <w:rFonts w:ascii="Consolas" w:eastAsia="Times New Roman" w:hAnsi="Consolas" w:cs="Times New Roman"/>
-          <w:color w:val="BBBEBF"/>
-          <w:sz w:val="12"/>
-          <w:szCs w:val="12"/>
-        </w:rPr>
-      </w:pPr>
-      <w:r>
-        <w:rPr>
-          <w:rFonts w:ascii="Consolas" w:eastAsia="Times New Roman" w:hAnsi="Consolas" w:cs="Times New Roman"/>
-          <w:color w:val="BBBEBF"/>
-          <w:sz w:val="12"/>
-          <w:szCs w:val="12"/>
-        </w:rPr>
-        <w:t>                {</w:t>
-      </w:r>
-    </w:p>
-    <w:p>
-      <w:pPr>
-        <w:shd w:val="clear" w:color="auto" w:fill="121314"/>
-        <w:spacing w:after="0" w:line="168" w:lineRule="atLeast"/>
-        <w:rPr>
-          <w:rFonts w:ascii="Consolas" w:eastAsia="Times New Roman" w:hAnsi="Consolas" w:cs="Times New Roman"/>
-          <w:color w:val="BBBEBF"/>
-          <w:sz w:val="12"/>
-          <w:szCs w:val="12"/>
-        </w:rPr>
-      </w:pPr>
-      <w:r>
-        <w:rPr>
-          <w:rFonts w:ascii="Consolas" w:eastAsia="Times New Roman" w:hAnsi="Consolas" w:cs="Times New Roman"/>
-          <w:color w:val="BBBEBF"/>
-          <w:sz w:val="12"/>
-          <w:szCs w:val="12"/>
-        </w:rPr>
-        <w:t xml:space="preserve">                    </w:t>
-      </w:r>
-      <w:r>
-        <w:rPr>
-          <w:rFonts w:ascii="Consolas" w:eastAsia="Times New Roman" w:hAnsi="Consolas" w:cs="Times New Roman"/>
-          <w:color w:val="A5D6FF"/>
-          <w:sz w:val="12"/>
-          <w:szCs w:val="12"/>
-        </w:rPr>
-        <w:t>'Key'</w:t>
-      </w:r>
-      <w:r>
-        <w:rPr>
-          <w:rFonts w:ascii="Consolas" w:eastAsia="Times New Roman" w:hAnsi="Consolas" w:cs="Times New Roman"/>
-          <w:color w:val="BBBEBF"/>
-          <w:sz w:val="12"/>
-          <w:szCs w:val="12"/>
-        </w:rPr>
-        <w:t xml:space="preserve">: </w:t>
-      </w:r>
-      <w:r>
-        <w:rPr>
-          <w:rFonts w:ascii="Consolas" w:eastAsia="Times New Roman" w:hAnsi="Consolas" w:cs="Times New Roman"/>
-          <w:color w:val="A5D6FF"/>
-          <w:sz w:val="12"/>
-          <w:szCs w:val="12"/>
-        </w:rPr>
-        <w:t>'Name'</w:t>
-      </w:r>
-      <w:r>
-        <w:rPr>
-          <w:rFonts w:ascii="Consolas" w:eastAsia="Times New Roman" w:hAnsi="Consolas" w:cs="Times New Roman"/>
-          <w:color w:val="BBBEBF"/>
-          <w:sz w:val="12"/>
-          <w:szCs w:val="12"/>
-        </w:rPr>
-        <w:t>,</w:t>
-      </w:r>
-    </w:p>
-    <w:p>
-      <w:pPr>
-        <w:shd w:val="clear" w:color="auto" w:fill="121314"/>
-        <w:spacing w:after="0" w:line="168" w:lineRule="atLeast"/>
-        <w:rPr>
-          <w:rFonts w:ascii="Consolas" w:eastAsia="Times New Roman" w:hAnsi="Consolas" w:cs="Times New Roman"/>
-          <w:color w:val="BBBEBF"/>
-          <w:sz w:val="12"/>
-          <w:szCs w:val="12"/>
-        </w:rPr>
-      </w:pPr>
-      <w:r>
-        <w:rPr>
-          <w:rFonts w:ascii="Consolas" w:eastAsia="Times New Roman" w:hAnsi="Consolas" w:cs="Times New Roman"/>
-          <w:color w:val="BBBEBF"/>
-          <w:sz w:val="12"/>
-          <w:szCs w:val="12"/>
-        </w:rPr>
-        <w:t xml:space="preserve">                    </w:t>
-      </w:r>
-      <w:r>
-        <w:rPr>
-          <w:rFonts w:ascii="Consolas" w:eastAsia="Times New Roman" w:hAnsi="Consolas" w:cs="Times New Roman"/>
-          <w:color w:val="A5D6FF"/>
-          <w:sz w:val="12"/>
-          <w:szCs w:val="12"/>
-        </w:rPr>
-        <w:t>'Value'</w:t>
-      </w:r>
-      <w:r>
-        <w:rPr>
-          <w:rFonts w:ascii="Consolas" w:eastAsia="Times New Roman" w:hAnsi="Consolas" w:cs="Times New Roman"/>
-          <w:color w:val="BBBEBF"/>
-          <w:sz w:val="12"/>
-          <w:szCs w:val="12"/>
-        </w:rPr>
-        <w:t xml:space="preserve">: </w:t>
-      </w:r>
-      <w:r>
-        <w:rPr>
-          <w:rFonts w:ascii="Consolas" w:eastAsia="Times New Roman" w:hAnsi="Consolas" w:cs="Times New Roman"/>
-          <w:color w:val="A5D6FF"/>
-          <w:sz w:val="12"/>
-          <w:szCs w:val="12"/>
-        </w:rPr>
-        <w:t>'Python-Created-EC2'</w:t>
-      </w:r>
-    </w:p>
-    <w:p>
-      <w:pPr>
-        <w:shd w:val="clear" w:color="auto" w:fill="121314"/>
-        <w:spacing w:after="0" w:line="168" w:lineRule="atLeast"/>
-        <w:rPr>
-          <w:rFonts w:ascii="Consolas" w:eastAsia="Times New Roman" w:hAnsi="Consolas" w:cs="Times New Roman"/>
-          <w:color w:val="BBBEBF"/>
-          <w:sz w:val="12"/>
-          <w:szCs w:val="12"/>
-        </w:rPr>
-      </w:pPr>
-      <w:r>
-        <w:rPr>
-          <w:rFonts w:ascii="Consolas" w:eastAsia="Times New Roman" w:hAnsi="Consolas" w:cs="Times New Roman"/>
-          <w:color w:val="BBBEBF"/>
-          <w:sz w:val="12"/>
-          <w:szCs w:val="12"/>
-        </w:rPr>
-        <w:t>                }</w:t>
-      </w:r>
-    </w:p>
-    <w:p>
-      <w:pPr>
-        <w:shd w:val="clear" w:color="auto" w:fill="121314"/>
-        <w:spacing w:after="0" w:line="168" w:lineRule="atLeast"/>
-        <w:rPr>
-          <w:rFonts w:ascii="Consolas" w:eastAsia="Times New Roman" w:hAnsi="Consolas" w:cs="Times New Roman"/>
-          <w:color w:val="BBBEBF"/>
-          <w:sz w:val="12"/>
-          <w:szCs w:val="12"/>
-        </w:rPr>
-      </w:pPr>
-      <w:r>
-        <w:rPr>
-          <w:rFonts w:ascii="Consolas" w:eastAsia="Times New Roman" w:hAnsi="Consolas" w:cs="Times New Roman"/>
-          <w:color w:val="BBBEBF"/>
-          <w:sz w:val="12"/>
-          <w:szCs w:val="12"/>
-        </w:rPr>
-        <w:t>            ]</w:t>
-      </w:r>
-    </w:p>
-    <w:p>
-      <w:pPr>
-        <w:shd w:val="clear" w:color="auto" w:fill="121314"/>
-        <w:spacing w:after="0" w:line="168" w:lineRule="atLeast"/>
-        <w:rPr>
-          <w:rFonts w:ascii="Consolas" w:eastAsia="Times New Roman" w:hAnsi="Consolas" w:cs="Times New Roman"/>
-          <w:color w:val="BBBEBF"/>
-          <w:sz w:val="12"/>
-          <w:szCs w:val="12"/>
-        </w:rPr>
-      </w:pPr>
-      <w:r>
-        <w:rPr>
-          <w:rFonts w:ascii="Consolas" w:eastAsia="Times New Roman" w:hAnsi="Consolas" w:cs="Times New Roman"/>
-          <w:color w:val="BBBEBF"/>
-          <w:sz w:val="12"/>
-          <w:szCs w:val="12"/>
-        </w:rPr>
-        <w:t>        }</w:t>
-      </w:r>
-    </w:p>
-    <w:p>
-      <w:pPr>
-        <w:shd w:val="clear" w:color="auto" w:fill="121314"/>
-        <w:spacing w:after="0" w:line="168" w:lineRule="atLeast"/>
-        <w:rPr>
-          <w:rFonts w:ascii="Consolas" w:eastAsia="Times New Roman" w:hAnsi="Consolas" w:cs="Times New Roman"/>
-          <w:color w:val="BBBEBF"/>
-          <w:sz w:val="12"/>
-          <w:szCs w:val="12"/>
-        </w:rPr>
-      </w:pPr>
-      <w:r>
-        <w:rPr>
-          <w:rFonts w:ascii="Consolas" w:eastAsia="Times New Roman" w:hAnsi="Consolas" w:cs="Times New Roman"/>
-          <w:color w:val="BBBEBF"/>
-          <w:sz w:val="12"/>
-          <w:szCs w:val="12"/>
-        </w:rPr>
-        <w:t>    ]</w:t>
-      </w:r>
-    </w:p>
-    <w:p>
-      <w:pPr>
-        <w:shd w:val="clear" w:color="auto" w:fill="121314"/>
-        <w:spacing w:after="0" w:line="168" w:lineRule="atLeast"/>
-        <w:rPr>
-          <w:rFonts w:ascii="Consolas" w:eastAsia="Times New Roman" w:hAnsi="Consolas" w:cs="Times New Roman"/>
-          <w:color w:val="BBBEBF"/>
-          <w:sz w:val="12"/>
-          <w:szCs w:val="12"/>
-        </w:rPr>
-      </w:pPr>
-      <w:r>
-        <w:rPr>
-          <w:rFonts w:ascii="Consolas" w:eastAsia="Times New Roman" w:hAnsi="Consolas" w:cs="Times New Roman"/>
-          <w:color w:val="BBBEBF"/>
-          <w:sz w:val="12"/>
-          <w:szCs w:val="12"/>
-        </w:rPr>
-        <w:t>)</w:t>
-      </w:r>
-    </w:p>
-    <w:p>
-      <w:pPr>
-        <w:shd w:val="clear" w:color="auto" w:fill="121314"/>
-        <w:spacing w:after="0" w:line="168" w:lineRule="atLeast"/>
-        <w:rPr>
-          <w:rFonts w:ascii="Consolas" w:eastAsia="Times New Roman" w:hAnsi="Consolas" w:cs="Times New Roman"/>
-          <w:color w:val="BBBEBF"/>
-          <w:sz w:val="12"/>
-          <w:szCs w:val="12"/>
-        </w:rPr>
-      </w:pPr>
-    </w:p>
-    <w:p>
-      <w:pPr>
-        <w:shd w:val="clear" w:color="auto" w:fill="121314"/>
-        <w:spacing w:after="0" w:line="168" w:lineRule="atLeast"/>
-        <w:rPr>
-          <w:rFonts w:ascii="Consolas" w:eastAsia="Times New Roman" w:hAnsi="Consolas" w:cs="Times New Roman"/>
-          <w:color w:val="BBBEBF"/>
-          <w:sz w:val="12"/>
-          <w:szCs w:val="12"/>
-        </w:rPr>
-      </w:pPr>
-      <w:r>
-        <w:rPr>
-          <w:rFonts w:ascii="Consolas" w:eastAsia="Times New Roman" w:hAnsi="Consolas" w:cs="Times New Roman"/>
-          <w:color w:val="DCDCAA"/>
-          <w:sz w:val="12"/>
-          <w:szCs w:val="12"/>
-        </w:rPr>
-        <w:t>print</w:t>
-      </w:r>
-      <w:r>
-        <w:rPr>
-          <w:rFonts w:ascii="Consolas" w:eastAsia="Times New Roman" w:hAnsi="Consolas" w:cs="Times New Roman"/>
-          <w:color w:val="BBBEBF"/>
-          <w:sz w:val="12"/>
-          <w:szCs w:val="12"/>
-        </w:rPr>
-        <w:t>(</w:t>
-      </w:r>
-      <w:r>
-        <w:rPr>
-          <w:rFonts w:ascii="Consolas" w:eastAsia="Times New Roman" w:hAnsi="Consolas" w:cs="Times New Roman"/>
-          <w:color w:val="A5D6FF"/>
-          <w:sz w:val="12"/>
-          <w:szCs w:val="12"/>
-        </w:rPr>
-        <w:t>"Instance created successfully!"</w:t>
-      </w:r>
-      <w:r>
-        <w:rPr>
-          <w:rFonts w:ascii="Consolas" w:eastAsia="Times New Roman" w:hAnsi="Consolas" w:cs="Times New Roman"/>
-          <w:color w:val="BBBEBF"/>
-          <w:sz w:val="12"/>
-          <w:szCs w:val="12"/>
-        </w:rPr>
-        <w:t>)</w:t>
-      </w:r>
-    </w:p>
-    <w:p>
-      <w:pPr>
-        <w:shd w:val="clear" w:color="auto" w:fill="121314"/>
-        <w:spacing w:after="0" w:line="168" w:lineRule="atLeast"/>
-        <w:rPr>
-          <w:rFonts w:ascii="Consolas" w:eastAsia="Times New Roman" w:hAnsi="Consolas" w:cs="Times New Roman"/>
-          <w:color w:val="BBBEBF"/>
-          <w:sz w:val="12"/>
-          <w:szCs w:val="12"/>
-        </w:rPr>
-      </w:pPr>
-      <w:r>
-        <w:rPr>
-          <w:rFonts w:ascii="Consolas" w:eastAsia="Times New Roman" w:hAnsi="Consolas" w:cs="Times New Roman"/>
-          <w:color w:val="DCDCAA"/>
-          <w:sz w:val="12"/>
-          <w:szCs w:val="12"/>
-        </w:rPr>
-        <w:t>print</w:t>
-      </w:r>
-      <w:r>
-        <w:rPr>
-          <w:rFonts w:ascii="Consolas" w:eastAsia="Times New Roman" w:hAnsi="Consolas" w:cs="Times New Roman"/>
-          <w:color w:val="BBBEBF"/>
-          <w:sz w:val="12"/>
-          <w:szCs w:val="12"/>
-        </w:rPr>
-        <w:t>(</w:t>
-      </w:r>
-      <w:r>
-        <w:rPr>
-          <w:rFonts w:ascii="Consolas" w:eastAsia="Times New Roman" w:hAnsi="Consolas" w:cs="Times New Roman"/>
-          <w:color w:val="A5D6FF"/>
-          <w:sz w:val="12"/>
-          <w:szCs w:val="12"/>
-        </w:rPr>
-        <w:t>"Instance ID:"</w:t>
-      </w:r>
-      <w:r>
-        <w:rPr>
-          <w:rFonts w:ascii="Consolas" w:eastAsia="Times New Roman" w:hAnsi="Consolas" w:cs="Times New Roman"/>
-          <w:color w:val="BBBEBF"/>
-          <w:sz w:val="12"/>
-          <w:szCs w:val="12"/>
-        </w:rPr>
-        <w:t>, instances[</w:t>
-      </w:r>
-      <w:r>
-        <w:rPr>
-          <w:rFonts w:ascii="Consolas" w:eastAsia="Times New Roman" w:hAnsi="Consolas" w:cs="Times New Roman"/>
-          <w:color w:val="B5CEA8"/>
-          <w:sz w:val="12"/>
-          <w:szCs w:val="12"/>
-        </w:rPr>
-        <w:t>0</w:t>
-      </w:r>
-      <w:r>
-        <w:rPr>
-          <w:rFonts w:ascii="Consolas" w:eastAsia="Times New Roman" w:hAnsi="Consolas" w:cs="Times New Roman"/>
-          <w:color w:val="BBBEBF"/>
-          <w:sz w:val="12"/>
-          <w:szCs w:val="12"/>
-        </w:rPr>
         <w:t>].id)</w:t>
       </w:r>
     </w:p>
     <w:p/>
     <w:p>
-      <w:r>
-        <w:t>then c</w:t>
+      <w:proofErr w:type="gramStart"/>
+      <w:r>
+        <w:t>then</w:t>
+      </w:r>
+      <w:proofErr w:type="gramEnd"/>
+      <w:r>
+        <w:t xml:space="preserve"> c</w:t>
       </w:r>
       <w:r>
         <w:t xml:space="preserve">onfigure your local machine for </w:t>
@@ -1742,7 +2022,23 @@
           <w:b/>
           <w:color w:val="FF0000"/>
         </w:rPr>
-        <w:t>SSM  connect (aws configure)</w:t>
+        <w:t>SSM  connect (</w:t>
+      </w:r>
+      <w:proofErr w:type="spellStart"/>
+      <w:r>
+        <w:rPr>
+          <w:b/>
+          <w:color w:val="FF0000"/>
+        </w:rPr>
+        <w:t>aws</w:t>
+      </w:r>
+      <w:proofErr w:type="spellEnd"/>
+      <w:r>
+        <w:rPr>
+          <w:b/>
+          <w:color w:val="FF0000"/>
+        </w:rPr>
+        <w:t xml:space="preserve"> configure)</w:t>
       </w:r>
       <w:r>
         <w:t>.</w:t>
@@ -1750,7 +2046,15 @@
     </w:p>
     <w:p>
       <w:r>
-        <w:t xml:space="preserve">Get the access key and secrete access key from aws console </w:t>
+        <w:t xml:space="preserve">Get the access key and secrete access key from </w:t>
+      </w:r>
+      <w:proofErr w:type="spellStart"/>
+      <w:r>
+        <w:t>aws</w:t>
+      </w:r>
+      <w:proofErr w:type="spellEnd"/>
+      <w:r>
+        <w:t xml:space="preserve"> console </w:t>
       </w:r>
     </w:p>
     <w:p>
@@ -1815,7 +2119,6 @@
         <w:rPr>
           <w:noProof/>
         </w:rPr>
-        <w:lastRenderedPageBreak/>
         <w:drawing>
           <wp:inline distT="0" distB="0" distL="0" distR="0">
             <wp:extent cx="4373436" cy="1073008"/>
@@ -2011,8 +2314,13 @@
     </w:p>
     <w:p>
       <w:r>
-        <w:t>You can observe a new instance has been initiated .</w:t>
-      </w:r>
+        <w:t xml:space="preserve">You can observe a new instance has been </w:t>
+      </w:r>
+      <w:proofErr w:type="gramStart"/>
+      <w:r>
+        <w:t>initiated .</w:t>
+      </w:r>
+      <w:proofErr w:type="gramEnd"/>
     </w:p>
     <w:p>
       <w:r>
